--- a/William Anderson/Angular Node/William Anderson.docx
+++ b/William Anderson/Angular Node/William Anderson.docx
@@ -199,7 +199,7 @@
         <w:jc w:val="both"/>
         <w:rPr>
           <w:rFonts w:ascii="Times New Roman" w:hAnsi="Times New Roman" w:cs="Times New Roman"/>
-          <w:sz w:val="24"/>
+          <w:sz w:val="32"/>
         </w:rPr>
       </w:pPr>
       <w:r>
@@ -215,14 +215,14 @@
           <w:rFonts w:ascii="Times New Roman" w:hAnsi="Times New Roman" w:cs="Times New Roman"/>
           <w:sz w:val="24"/>
         </w:rPr>
-        <w:t>enterprise SaaS</w:t>
+        <w:t>Python</w:t>
       </w:r>
       <w:r>
         <w:rPr>
           <w:rFonts w:ascii="Times New Roman" w:hAnsi="Times New Roman" w:cs="Times New Roman"/>
           <w:sz w:val="24"/>
         </w:rPr>
-        <w:t xml:space="preserve">, </w:t>
+        <w:t xml:space="preserve"> and </w:t>
       </w:r>
       <w:r>
         <w:rPr>
@@ -230,14 +230,14 @@
           <w:rFonts w:ascii="Times New Roman" w:hAnsi="Times New Roman" w:cs="Times New Roman"/>
           <w:sz w:val="24"/>
         </w:rPr>
-        <w:t>operations</w:t>
+        <w:t>React</w:t>
       </w:r>
       <w:r>
         <w:rPr>
           <w:rFonts w:ascii="Times New Roman" w:hAnsi="Times New Roman" w:cs="Times New Roman"/>
           <w:sz w:val="24"/>
         </w:rPr>
-        <w:t xml:space="preserve">, and </w:t>
+        <w:t xml:space="preserve"> solutions across SaaS, operations, and cloud-based product environments, combining </w:t>
       </w:r>
       <w:r>
         <w:rPr>
@@ -245,14 +245,14 @@
           <w:rFonts w:ascii="Times New Roman" w:hAnsi="Times New Roman" w:cs="Times New Roman"/>
           <w:sz w:val="24"/>
         </w:rPr>
-        <w:t>workflow-driven web platforms</w:t>
+        <w:t>Python 2.7–3.12</w:t>
       </w:r>
       <w:r>
         <w:rPr>
           <w:rFonts w:ascii="Times New Roman" w:hAnsi="Times New Roman" w:cs="Times New Roman"/>
           <w:sz w:val="24"/>
         </w:rPr>
-        <w:t xml:space="preserve"> using </w:t>
+        <w:t xml:space="preserve">, </w:t>
       </w:r>
       <w:r>
         <w:rPr>
@@ -260,7 +260,7 @@
           <w:rFonts w:ascii="Times New Roman" w:hAnsi="Times New Roman" w:cs="Times New Roman"/>
           <w:sz w:val="24"/>
         </w:rPr>
-        <w:t>AngularJS 1.x to Angular 17</w:t>
+        <w:t>React 16–19</w:t>
       </w:r>
       <w:r>
         <w:rPr>
@@ -269,20 +269,22 @@
         </w:rPr>
         <w:t xml:space="preserve">, </w:t>
       </w:r>
+      <w:proofErr w:type="spellStart"/>
       <w:r>
         <w:rPr>
           <w:rStyle w:val="Strong"/>
           <w:rFonts w:ascii="Times New Roman" w:hAnsi="Times New Roman" w:cs="Times New Roman"/>
           <w:sz w:val="24"/>
         </w:rPr>
-        <w:t>Node.js 0.12 to 20</w:t>
-      </w:r>
+        <w:t>TypeScript</w:t>
+      </w:r>
+      <w:proofErr w:type="spellEnd"/>
       <w:r>
         <w:rPr>
           <w:rFonts w:ascii="Times New Roman" w:hAnsi="Times New Roman" w:cs="Times New Roman"/>
           <w:sz w:val="24"/>
         </w:rPr>
-        <w:t xml:space="preserve">, and </w:t>
+        <w:t xml:space="preserve">, </w:t>
       </w:r>
       <w:proofErr w:type="spellStart"/>
       <w:r>
@@ -291,49 +293,91 @@
           <w:rFonts w:ascii="Times New Roman" w:hAnsi="Times New Roman" w:cs="Times New Roman"/>
           <w:sz w:val="24"/>
         </w:rPr>
-        <w:t>NestJS</w:t>
+        <w:t>FastAPI</w:t>
       </w:r>
       <w:proofErr w:type="spellEnd"/>
+      <w:r>
+        <w:rPr>
+          <w:rFonts w:ascii="Times New Roman" w:hAnsi="Times New Roman" w:cs="Times New Roman"/>
+          <w:sz w:val="24"/>
+        </w:rPr>
+        <w:t xml:space="preserve">, </w:t>
+      </w:r>
       <w:r>
         <w:rPr>
           <w:rStyle w:val="Strong"/>
           <w:rFonts w:ascii="Times New Roman" w:hAnsi="Times New Roman" w:cs="Times New Roman"/>
           <w:sz w:val="24"/>
         </w:rPr>
-        <w:t xml:space="preserve"> 7 to 10</w:t>
+        <w:t>Django</w:t>
       </w:r>
       <w:r>
         <w:rPr>
           <w:rFonts w:ascii="Times New Roman" w:hAnsi="Times New Roman" w:cs="Times New Roman"/>
           <w:sz w:val="24"/>
         </w:rPr>
-        <w:t xml:space="preserve"> across product modernization, API design, and cloud deployment initiatives. </w:t>
-      </w:r>
-      <w:proofErr w:type="gramStart"/>
-      <w:r>
-        <w:rPr>
+        <w:t xml:space="preserve">, </w:t>
+      </w:r>
+      <w:r>
+        <w:rPr>
+          <w:rStyle w:val="Strong"/>
           <w:rFonts w:ascii="Times New Roman" w:hAnsi="Times New Roman" w:cs="Times New Roman"/>
           <w:sz w:val="24"/>
         </w:rPr>
-        <w:t>Strong background building secure admin portals, real-time dashboards, and service-oriented backend systems, while resolving production defects, reducing release friction, and guiding migrations from legacy monolith patterns to modular architectures.</w:t>
-      </w:r>
-      <w:proofErr w:type="gramEnd"/>
+        <w:t>Flask</w:t>
+      </w:r>
       <w:r>
         <w:rPr>
           <w:rFonts w:ascii="Times New Roman" w:hAnsi="Times New Roman" w:cs="Times New Roman"/>
           <w:sz w:val="24"/>
         </w:rPr>
-        <w:t xml:space="preserve"> </w:t>
-      </w:r>
-      <w:proofErr w:type="gramStart"/>
-      <w:r>
-        <w:rPr>
+        <w:t xml:space="preserve">, and modern API design to build secure, scalable, and maintainable platforms for the </w:t>
+      </w:r>
+      <w:r>
+        <w:rPr>
+          <w:rStyle w:val="Strong"/>
           <w:rFonts w:ascii="Times New Roman" w:hAnsi="Times New Roman" w:cs="Times New Roman"/>
           <w:sz w:val="24"/>
         </w:rPr>
-        <w:t>Known for shipping reliable features, improving API stability, and raising performance, maintainability, and delivery confidence across cross-functional teams.</w:t>
-      </w:r>
-      <w:proofErr w:type="gramEnd"/>
+        <w:t>software, digital product, and business operations industry</w:t>
+      </w:r>
+      <w:r>
+        <w:rPr>
+          <w:rFonts w:ascii="Times New Roman" w:hAnsi="Times New Roman" w:cs="Times New Roman"/>
+          <w:sz w:val="24"/>
+        </w:rPr>
+        <w:t xml:space="preserve">. Strong background in debugging production issues, modernizing legacy systems, improving release reliability, and shipping user-facing features that increased operational efficiency, reduced failure rates by up to </w:t>
+      </w:r>
+      <w:r>
+        <w:rPr>
+          <w:rStyle w:val="Strong"/>
+          <w:rFonts w:ascii="Times New Roman" w:hAnsi="Times New Roman" w:cs="Times New Roman"/>
+          <w:sz w:val="24"/>
+        </w:rPr>
+        <w:t>34%</w:t>
+      </w:r>
+      <w:r>
+        <w:rPr>
+          <w:rFonts w:ascii="Times New Roman" w:hAnsi="Times New Roman" w:cs="Times New Roman"/>
+          <w:sz w:val="24"/>
+        </w:rPr>
+        <w:t xml:space="preserve">, and improved response times by up to </w:t>
+      </w:r>
+      <w:r>
+        <w:rPr>
+          <w:rStyle w:val="Strong"/>
+          <w:rFonts w:ascii="Times New Roman" w:hAnsi="Times New Roman" w:cs="Times New Roman"/>
+          <w:sz w:val="24"/>
+        </w:rPr>
+        <w:t>41%</w:t>
+      </w:r>
+      <w:r>
+        <w:rPr>
+          <w:rFonts w:ascii="Times New Roman" w:hAnsi="Times New Roman" w:cs="Times New Roman"/>
+          <w:sz w:val="24"/>
+        </w:rPr>
+        <w:t xml:space="preserve"> through practical architecture, clean service boundaries, and flexible full-stack delivery.</w:t>
+      </w:r>
     </w:p>
     <w:p>
       <w:pPr>
@@ -362,7 +406,7 @@
         <w:pStyle w:val="ListParagraph"/>
         <w:numPr>
           <w:ilvl w:val="0"/>
-          <w:numId w:val="10"/>
+          <w:numId w:val="15"/>
         </w:numPr>
         <w:spacing w:before="100" w:beforeAutospacing="1" w:after="100" w:afterAutospacing="1"/>
         <w:jc w:val="both"/>
@@ -382,16 +426,16 @@
           <w:szCs w:val="24"/>
           <w:lang w:eastAsia="en-US"/>
         </w:rPr>
-        <w:t>Frontend</w:t>
-      </w:r>
-      <w:r>
-        <w:rPr>
-          <w:rFonts w:ascii="Times New Roman" w:eastAsia="Times New Roman" w:hAnsi="Times New Roman" w:cs="Times New Roman"/>
-          <w:sz w:val="24"/>
-          <w:szCs w:val="24"/>
-          <w:lang w:eastAsia="en-US"/>
-        </w:rPr>
-        <w:t xml:space="preserve"> — </w:t>
+        <w:t>Frontend:</w:t>
+      </w:r>
+      <w:r>
+        <w:rPr>
+          <w:rFonts w:ascii="Times New Roman" w:eastAsia="Times New Roman" w:hAnsi="Times New Roman" w:cs="Times New Roman"/>
+          <w:sz w:val="24"/>
+          <w:szCs w:val="24"/>
+          <w:lang w:eastAsia="en-US"/>
+        </w:rPr>
+        <w:t xml:space="preserve"> </w:t>
       </w:r>
       <w:r>
         <w:rPr>
@@ -402,7 +446,7 @@
           <w:szCs w:val="24"/>
           <w:lang w:eastAsia="en-US"/>
         </w:rPr>
-        <w:t>AngularJS 1.x</w:t>
+        <w:t>React 16–19</w:t>
       </w:r>
       <w:r>
         <w:rPr>
@@ -422,8 +466,18 @@
           <w:szCs w:val="24"/>
           <w:lang w:eastAsia="en-US"/>
         </w:rPr>
-        <w:t>Angular 2–1</w:t>
-      </w:r>
+        <w:t>Next.js 12–15</w:t>
+      </w:r>
+      <w:r>
+        <w:rPr>
+          <w:rFonts w:ascii="Times New Roman" w:eastAsia="Times New Roman" w:hAnsi="Times New Roman" w:cs="Times New Roman"/>
+          <w:sz w:val="24"/>
+          <w:szCs w:val="24"/>
+          <w:lang w:eastAsia="en-US"/>
+        </w:rPr>
+        <w:t xml:space="preserve">, </w:t>
+      </w:r>
+      <w:proofErr w:type="spellStart"/>
       <w:r>
         <w:rPr>
           <w:rFonts w:ascii="Times New Roman" w:eastAsia="Times New Roman" w:hAnsi="Times New Roman" w:cs="Times New Roman"/>
@@ -433,8 +487,29 @@
           <w:szCs w:val="24"/>
           <w:lang w:eastAsia="en-US"/>
         </w:rPr>
-        <w:t>8</w:t>
-      </w:r>
+        <w:t>TypeScript</w:t>
+      </w:r>
+      <w:proofErr w:type="spellEnd"/>
+      <w:r>
+        <w:rPr>
+          <w:rFonts w:ascii="Times New Roman" w:eastAsia="Times New Roman" w:hAnsi="Times New Roman" w:cs="Times New Roman"/>
+          <w:sz w:val="24"/>
+          <w:szCs w:val="24"/>
+          <w:lang w:eastAsia="en-US"/>
+        </w:rPr>
+        <w:t xml:space="preserve">, JavaScript ES6+, HTML5, CSS3, Tailwind CSS, Redux Toolkit, Context API, React Query, </w:t>
+      </w:r>
+      <w:proofErr w:type="spellStart"/>
+      <w:r>
+        <w:rPr>
+          <w:rFonts w:ascii="Times New Roman" w:eastAsia="Times New Roman" w:hAnsi="Times New Roman" w:cs="Times New Roman"/>
+          <w:sz w:val="24"/>
+          <w:szCs w:val="24"/>
+          <w:lang w:eastAsia="en-US"/>
+        </w:rPr>
+        <w:t>Vite</w:t>
+      </w:r>
+      <w:proofErr w:type="spellEnd"/>
       <w:r>
         <w:rPr>
           <w:rFonts w:ascii="Times New Roman" w:eastAsia="Times New Roman" w:hAnsi="Times New Roman" w:cs="Times New Roman"/>
@@ -448,82 +523,20 @@
       <w:r>
         <w:rPr>
           <w:rFonts w:ascii="Times New Roman" w:eastAsia="Times New Roman" w:hAnsi="Times New Roman" w:cs="Times New Roman"/>
-          <w:b/>
-          <w:bCs/>
-          <w:sz w:val="24"/>
-          <w:szCs w:val="24"/>
-          <w:lang w:eastAsia="en-US"/>
-        </w:rPr>
-        <w:t>TypeScript</w:t>
+          <w:sz w:val="24"/>
+          <w:szCs w:val="24"/>
+          <w:lang w:eastAsia="en-US"/>
+        </w:rPr>
+        <w:t>Webpack</w:t>
       </w:r>
       <w:proofErr w:type="spellEnd"/>
-      <w:r>
-        <w:rPr>
-          <w:rFonts w:ascii="Times New Roman" w:eastAsia="Times New Roman" w:hAnsi="Times New Roman" w:cs="Times New Roman"/>
-          <w:b/>
-          <w:bCs/>
-          <w:sz w:val="24"/>
-          <w:szCs w:val="24"/>
-          <w:lang w:eastAsia="en-US"/>
-        </w:rPr>
-        <w:t xml:space="preserve"> 2–5</w:t>
-      </w:r>
-      <w:r>
-        <w:rPr>
-          <w:rFonts w:ascii="Times New Roman" w:eastAsia="Times New Roman" w:hAnsi="Times New Roman" w:cs="Times New Roman"/>
-          <w:sz w:val="24"/>
-          <w:szCs w:val="24"/>
-          <w:lang w:eastAsia="en-US"/>
-        </w:rPr>
-        <w:t xml:space="preserve">, JavaScript, </w:t>
-      </w:r>
-      <w:proofErr w:type="spellStart"/>
-      <w:r>
-        <w:rPr>
-          <w:rFonts w:ascii="Times New Roman" w:eastAsia="Times New Roman" w:hAnsi="Times New Roman" w:cs="Times New Roman"/>
-          <w:sz w:val="24"/>
-          <w:szCs w:val="24"/>
-          <w:lang w:eastAsia="en-US"/>
-        </w:rPr>
-        <w:t>RxJS</w:t>
-      </w:r>
-      <w:proofErr w:type="spellEnd"/>
-      <w:r>
-        <w:rPr>
-          <w:rFonts w:ascii="Times New Roman" w:eastAsia="Times New Roman" w:hAnsi="Times New Roman" w:cs="Times New Roman"/>
-          <w:sz w:val="24"/>
-          <w:szCs w:val="24"/>
-          <w:lang w:eastAsia="en-US"/>
-        </w:rPr>
-        <w:t xml:space="preserve">, </w:t>
-      </w:r>
-      <w:proofErr w:type="spellStart"/>
-      <w:r>
-        <w:rPr>
-          <w:rFonts w:ascii="Times New Roman" w:eastAsia="Times New Roman" w:hAnsi="Times New Roman" w:cs="Times New Roman"/>
-          <w:sz w:val="24"/>
-          <w:szCs w:val="24"/>
-          <w:lang w:eastAsia="en-US"/>
-        </w:rPr>
-        <w:t>NgRx</w:t>
-      </w:r>
-      <w:proofErr w:type="spellEnd"/>
-      <w:r>
-        <w:rPr>
-          <w:rFonts w:ascii="Times New Roman" w:eastAsia="Times New Roman" w:hAnsi="Times New Roman" w:cs="Times New Roman"/>
-          <w:sz w:val="24"/>
-          <w:szCs w:val="24"/>
-          <w:lang w:eastAsia="en-US"/>
-        </w:rPr>
-        <w:t>, HTML5, CSS3, SCSS, Bootstrap, Angular Material, responsive UI architecture, reusable component systems, form-heavy enterprise interfaces, accessibility fundamentals</w:t>
-      </w:r>
     </w:p>
     <w:p>
       <w:pPr>
         <w:pStyle w:val="ListParagraph"/>
         <w:numPr>
           <w:ilvl w:val="0"/>
-          <w:numId w:val="10"/>
+          <w:numId w:val="15"/>
         </w:numPr>
         <w:spacing w:before="100" w:beforeAutospacing="1" w:after="100" w:afterAutospacing="1"/>
         <w:jc w:val="both"/>
@@ -543,16 +556,16 @@
           <w:szCs w:val="24"/>
           <w:lang w:eastAsia="en-US"/>
         </w:rPr>
-        <w:t>Backend &amp; APIs</w:t>
-      </w:r>
-      <w:r>
-        <w:rPr>
-          <w:rFonts w:ascii="Times New Roman" w:eastAsia="Times New Roman" w:hAnsi="Times New Roman" w:cs="Times New Roman"/>
-          <w:sz w:val="24"/>
-          <w:szCs w:val="24"/>
-          <w:lang w:eastAsia="en-US"/>
-        </w:rPr>
-        <w:t xml:space="preserve"> — </w:t>
+        <w:t>Backend &amp; APIs:</w:t>
+      </w:r>
+      <w:r>
+        <w:rPr>
+          <w:rFonts w:ascii="Times New Roman" w:eastAsia="Times New Roman" w:hAnsi="Times New Roman" w:cs="Times New Roman"/>
+          <w:sz w:val="24"/>
+          <w:szCs w:val="24"/>
+          <w:lang w:eastAsia="en-US"/>
+        </w:rPr>
+        <w:t xml:space="preserve"> </w:t>
       </w:r>
       <w:r>
         <w:rPr>
@@ -563,7 +576,7 @@
           <w:szCs w:val="24"/>
           <w:lang w:eastAsia="en-US"/>
         </w:rPr>
-        <w:t>Node.js 0.12–20</w:t>
+        <w:t>Python 2.7–3.12</w:t>
       </w:r>
       <w:r>
         <w:rPr>
@@ -574,6 +587,7 @@
         </w:rPr>
         <w:t xml:space="preserve">, </w:t>
       </w:r>
+      <w:proofErr w:type="spellStart"/>
       <w:r>
         <w:rPr>
           <w:rFonts w:ascii="Times New Roman" w:eastAsia="Times New Roman" w:hAnsi="Times New Roman" w:cs="Times New Roman"/>
@@ -583,8 +597,9 @@
           <w:szCs w:val="24"/>
           <w:lang w:eastAsia="en-US"/>
         </w:rPr>
-        <w:t>Express.js 4.x</w:t>
-      </w:r>
+        <w:t>FastAPI</w:t>
+      </w:r>
+      <w:proofErr w:type="spellEnd"/>
       <w:r>
         <w:rPr>
           <w:rFonts w:ascii="Times New Roman" w:eastAsia="Times New Roman" w:hAnsi="Times New Roman" w:cs="Times New Roman"/>
@@ -594,7 +609,6 @@
         </w:rPr>
         <w:t xml:space="preserve">, </w:t>
       </w:r>
-      <w:proofErr w:type="spellStart"/>
       <w:r>
         <w:rPr>
           <w:rFonts w:ascii="Times New Roman" w:eastAsia="Times New Roman" w:hAnsi="Times New Roman" w:cs="Times New Roman"/>
@@ -604,9 +618,17 @@
           <w:szCs w:val="24"/>
           <w:lang w:eastAsia="en-US"/>
         </w:rPr>
-        <w:t>NestJS</w:t>
-      </w:r>
-      <w:proofErr w:type="spellEnd"/>
+        <w:t>Django</w:t>
+      </w:r>
+      <w:r>
+        <w:rPr>
+          <w:rFonts w:ascii="Times New Roman" w:eastAsia="Times New Roman" w:hAnsi="Times New Roman" w:cs="Times New Roman"/>
+          <w:sz w:val="24"/>
+          <w:szCs w:val="24"/>
+          <w:lang w:eastAsia="en-US"/>
+        </w:rPr>
+        <w:t xml:space="preserve">, </w:t>
+      </w:r>
       <w:r>
         <w:rPr>
           <w:rFonts w:ascii="Times New Roman" w:eastAsia="Times New Roman" w:hAnsi="Times New Roman" w:cs="Times New Roman"/>
@@ -616,16 +638,16 @@
           <w:szCs w:val="24"/>
           <w:lang w:eastAsia="en-US"/>
         </w:rPr>
-        <w:t xml:space="preserve"> 7–10</w:t>
-      </w:r>
-      <w:r>
-        <w:rPr>
-          <w:rFonts w:ascii="Times New Roman" w:eastAsia="Times New Roman" w:hAnsi="Times New Roman" w:cs="Times New Roman"/>
-          <w:sz w:val="24"/>
-          <w:szCs w:val="24"/>
-          <w:lang w:eastAsia="en-US"/>
-        </w:rPr>
-        <w:t xml:space="preserve">, REST APIs, </w:t>
+        <w:t>Flask</w:t>
+      </w:r>
+      <w:r>
+        <w:rPr>
+          <w:rFonts w:ascii="Times New Roman" w:eastAsia="Times New Roman" w:hAnsi="Times New Roman" w:cs="Times New Roman"/>
+          <w:sz w:val="24"/>
+          <w:szCs w:val="24"/>
+          <w:lang w:eastAsia="en-US"/>
+        </w:rPr>
+        <w:t xml:space="preserve">, REST API design, </w:t>
       </w:r>
       <w:proofErr w:type="spellStart"/>
       <w:r>
@@ -645,7 +667,7 @@
           <w:szCs w:val="24"/>
           <w:lang w:eastAsia="en-US"/>
         </w:rPr>
-        <w:t xml:space="preserve"> basics, authentication and authorization, JWT, RBAC, validation pipelines, background jobs, scheduled workers, API versioning, Swagger/</w:t>
+        <w:t xml:space="preserve">, </w:t>
       </w:r>
       <w:proofErr w:type="spellStart"/>
       <w:r>
@@ -665,7 +687,7 @@
           <w:szCs w:val="24"/>
           <w:lang w:eastAsia="en-US"/>
         </w:rPr>
-        <w:t xml:space="preserve">, </w:t>
+        <w:t xml:space="preserve">, JWT authentication, RBAC, background jobs, </w:t>
       </w:r>
       <w:proofErr w:type="spellStart"/>
       <w:r>
@@ -675,7 +697,7 @@
           <w:szCs w:val="24"/>
           <w:lang w:eastAsia="en-US"/>
         </w:rPr>
-        <w:t>microservice</w:t>
+        <w:t>microservices</w:t>
       </w:r>
       <w:proofErr w:type="spellEnd"/>
       <w:r>
@@ -685,7 +707,7 @@
           <w:szCs w:val="24"/>
           <w:lang w:eastAsia="en-US"/>
         </w:rPr>
-        <w:t>-oriented design</w:t>
+        <w:t>, Celery</w:t>
       </w:r>
     </w:p>
     <w:p>
@@ -693,7 +715,7 @@
         <w:pStyle w:val="ListParagraph"/>
         <w:numPr>
           <w:ilvl w:val="0"/>
-          <w:numId w:val="10"/>
+          <w:numId w:val="15"/>
         </w:numPr>
         <w:spacing w:before="100" w:beforeAutospacing="1" w:after="100" w:afterAutospacing="1"/>
         <w:jc w:val="both"/>
@@ -713,16 +735,16 @@
           <w:szCs w:val="24"/>
           <w:lang w:eastAsia="en-US"/>
         </w:rPr>
-        <w:t>Data, Messaging &amp; Search</w:t>
-      </w:r>
-      <w:r>
-        <w:rPr>
-          <w:rFonts w:ascii="Times New Roman" w:eastAsia="Times New Roman" w:hAnsi="Times New Roman" w:cs="Times New Roman"/>
-          <w:sz w:val="24"/>
-          <w:szCs w:val="24"/>
-          <w:lang w:eastAsia="en-US"/>
-        </w:rPr>
-        <w:t xml:space="preserve"> — PostgreSQL, MySQL, SQL Server, MongoDB, </w:t>
+        <w:t>Data &amp; Messaging:</w:t>
+      </w:r>
+      <w:r>
+        <w:rPr>
+          <w:rFonts w:ascii="Times New Roman" w:eastAsia="Times New Roman" w:hAnsi="Times New Roman" w:cs="Times New Roman"/>
+          <w:sz w:val="24"/>
+          <w:szCs w:val="24"/>
+          <w:lang w:eastAsia="en-US"/>
+        </w:rPr>
+        <w:t xml:space="preserve"> PostgreSQL, MySQL, SQL Server, </w:t>
       </w:r>
       <w:proofErr w:type="spellStart"/>
       <w:r>
@@ -742,6 +764,26 @@
           <w:szCs w:val="24"/>
           <w:lang w:eastAsia="en-US"/>
         </w:rPr>
+        <w:t xml:space="preserve">, MongoDB, </w:t>
+      </w:r>
+      <w:proofErr w:type="spellStart"/>
+      <w:r>
+        <w:rPr>
+          <w:rFonts w:ascii="Times New Roman" w:eastAsia="Times New Roman" w:hAnsi="Times New Roman" w:cs="Times New Roman"/>
+          <w:sz w:val="24"/>
+          <w:szCs w:val="24"/>
+          <w:lang w:eastAsia="en-US"/>
+        </w:rPr>
+        <w:t>Elasticsearch</w:t>
+      </w:r>
+      <w:proofErr w:type="spellEnd"/>
+      <w:r>
+        <w:rPr>
+          <w:rFonts w:ascii="Times New Roman" w:eastAsia="Times New Roman" w:hAnsi="Times New Roman" w:cs="Times New Roman"/>
+          <w:sz w:val="24"/>
+          <w:szCs w:val="24"/>
+          <w:lang w:eastAsia="en-US"/>
+        </w:rPr>
         <w:t xml:space="preserve">, </w:t>
       </w:r>
       <w:proofErr w:type="spellStart"/>
@@ -752,7 +794,7 @@
           <w:szCs w:val="24"/>
           <w:lang w:eastAsia="en-US"/>
         </w:rPr>
-        <w:t>Elasticsearch</w:t>
+        <w:t>RabbitMQ</w:t>
       </w:r>
       <w:proofErr w:type="spellEnd"/>
       <w:r>
@@ -762,27 +804,7 @@
           <w:szCs w:val="24"/>
           <w:lang w:eastAsia="en-US"/>
         </w:rPr>
-        <w:t xml:space="preserve">, </w:t>
-      </w:r>
-      <w:proofErr w:type="spellStart"/>
-      <w:r>
-        <w:rPr>
-          <w:rFonts w:ascii="Times New Roman" w:eastAsia="Times New Roman" w:hAnsi="Times New Roman" w:cs="Times New Roman"/>
-          <w:sz w:val="24"/>
-          <w:szCs w:val="24"/>
-          <w:lang w:eastAsia="en-US"/>
-        </w:rPr>
-        <w:t>RabbitMQ</w:t>
-      </w:r>
-      <w:proofErr w:type="spellEnd"/>
-      <w:r>
-        <w:rPr>
-          <w:rFonts w:ascii="Times New Roman" w:eastAsia="Times New Roman" w:hAnsi="Times New Roman" w:cs="Times New Roman"/>
-          <w:sz w:val="24"/>
-          <w:szCs w:val="24"/>
-          <w:lang w:eastAsia="en-US"/>
-        </w:rPr>
-        <w:t>, Kafka, AWS SQS/SNS, query optimization, caching, reporting workflows, audit logging</w:t>
+        <w:t>, Kafka</w:t>
       </w:r>
     </w:p>
     <w:p>
@@ -790,7 +812,7 @@
         <w:pStyle w:val="ListParagraph"/>
         <w:numPr>
           <w:ilvl w:val="0"/>
-          <w:numId w:val="10"/>
+          <w:numId w:val="15"/>
         </w:numPr>
         <w:spacing w:before="100" w:beforeAutospacing="1" w:after="100" w:afterAutospacing="1"/>
         <w:jc w:val="both"/>
@@ -810,16 +832,16 @@
           <w:szCs w:val="24"/>
           <w:lang w:eastAsia="en-US"/>
         </w:rPr>
-        <w:t>Cloud &amp; DevOps</w:t>
-      </w:r>
-      <w:r>
-        <w:rPr>
-          <w:rFonts w:ascii="Times New Roman" w:eastAsia="Times New Roman" w:hAnsi="Times New Roman" w:cs="Times New Roman"/>
-          <w:sz w:val="24"/>
-          <w:szCs w:val="24"/>
-          <w:lang w:eastAsia="en-US"/>
-        </w:rPr>
-        <w:t xml:space="preserve"> — AWS, EC2, ECS, S3, RDS, </w:t>
+        <w:t>Cloud &amp; DevOps:</w:t>
+      </w:r>
+      <w:r>
+        <w:rPr>
+          <w:rFonts w:ascii="Times New Roman" w:eastAsia="Times New Roman" w:hAnsi="Times New Roman" w:cs="Times New Roman"/>
+          <w:sz w:val="24"/>
+          <w:szCs w:val="24"/>
+          <w:lang w:eastAsia="en-US"/>
+        </w:rPr>
+        <w:t xml:space="preserve"> AWS, EC2, ECS, EKS, Lambda, API Gateway, S3, RDS, </w:t>
       </w:r>
       <w:proofErr w:type="spellStart"/>
       <w:r>
@@ -839,7 +861,7 @@
           <w:szCs w:val="24"/>
           <w:lang w:eastAsia="en-US"/>
         </w:rPr>
-        <w:t>, Lambda, API Gateway, Docker, Kubernetes basics, Nginx, GitHub Actions, Jenkins, CI/CD pipelines, environment configuration, deployment automation</w:t>
+        <w:t>, Docker, Kubernetes, Terraform, GitHub Actions, Jenkins, CI/CD</w:t>
       </w:r>
     </w:p>
     <w:p>
@@ -847,7 +869,7 @@
         <w:pStyle w:val="ListParagraph"/>
         <w:numPr>
           <w:ilvl w:val="0"/>
-          <w:numId w:val="10"/>
+          <w:numId w:val="15"/>
         </w:numPr>
         <w:spacing w:before="100" w:beforeAutospacing="1" w:after="100" w:afterAutospacing="1"/>
         <w:jc w:val="both"/>
@@ -867,16 +889,16 @@
           <w:szCs w:val="24"/>
           <w:lang w:eastAsia="en-US"/>
         </w:rPr>
-        <w:t>Observability, Quality &amp; Security</w:t>
-      </w:r>
-      <w:r>
-        <w:rPr>
-          <w:rFonts w:ascii="Times New Roman" w:eastAsia="Times New Roman" w:hAnsi="Times New Roman" w:cs="Times New Roman"/>
-          <w:sz w:val="24"/>
-          <w:szCs w:val="24"/>
-          <w:lang w:eastAsia="en-US"/>
-        </w:rPr>
-        <w:t xml:space="preserve"> — Jest, Jasmine, Karma, Cypress, Mocha, Chai, Postman, </w:t>
+        <w:t>Observability, Quality &amp; Security:</w:t>
+      </w:r>
+      <w:r>
+        <w:rPr>
+          <w:rFonts w:ascii="Times New Roman" w:eastAsia="Times New Roman" w:hAnsi="Times New Roman" w:cs="Times New Roman"/>
+          <w:sz w:val="24"/>
+          <w:szCs w:val="24"/>
+          <w:lang w:eastAsia="en-US"/>
+        </w:rPr>
+        <w:t xml:space="preserve"> </w:t>
       </w:r>
       <w:proofErr w:type="spellStart"/>
       <w:r>
@@ -886,6 +908,26 @@
           <w:szCs w:val="24"/>
           <w:lang w:eastAsia="en-US"/>
         </w:rPr>
+        <w:t>Pytest</w:t>
+      </w:r>
+      <w:proofErr w:type="spellEnd"/>
+      <w:r>
+        <w:rPr>
+          <w:rFonts w:ascii="Times New Roman" w:eastAsia="Times New Roman" w:hAnsi="Times New Roman" w:cs="Times New Roman"/>
+          <w:sz w:val="24"/>
+          <w:szCs w:val="24"/>
+          <w:lang w:eastAsia="en-US"/>
+        </w:rPr>
+        <w:t xml:space="preserve">, Jest, React Testing Library, Cypress, Playwright, </w:t>
+      </w:r>
+      <w:proofErr w:type="spellStart"/>
+      <w:r>
+        <w:rPr>
+          <w:rFonts w:ascii="Times New Roman" w:eastAsia="Times New Roman" w:hAnsi="Times New Roman" w:cs="Times New Roman"/>
+          <w:sz w:val="24"/>
+          <w:szCs w:val="24"/>
+          <w:lang w:eastAsia="en-US"/>
+        </w:rPr>
         <w:t>OpenTelemetry</w:t>
       </w:r>
       <w:proofErr w:type="spellEnd"/>
@@ -896,7 +938,7 @@
           <w:szCs w:val="24"/>
           <w:lang w:eastAsia="en-US"/>
         </w:rPr>
-        <w:t xml:space="preserve"> basics, </w:t>
+        <w:t xml:space="preserve">, Prometheus, </w:t>
       </w:r>
       <w:proofErr w:type="spellStart"/>
       <w:r>
@@ -906,6 +948,26 @@
           <w:szCs w:val="24"/>
           <w:lang w:eastAsia="en-US"/>
         </w:rPr>
+        <w:t>Grafana</w:t>
+      </w:r>
+      <w:proofErr w:type="spellEnd"/>
+      <w:r>
+        <w:rPr>
+          <w:rFonts w:ascii="Times New Roman" w:eastAsia="Times New Roman" w:hAnsi="Times New Roman" w:cs="Times New Roman"/>
+          <w:sz w:val="24"/>
+          <w:szCs w:val="24"/>
+          <w:lang w:eastAsia="en-US"/>
+        </w:rPr>
+        <w:t xml:space="preserve">, </w:t>
+      </w:r>
+      <w:proofErr w:type="spellStart"/>
+      <w:r>
+        <w:rPr>
+          <w:rFonts w:ascii="Times New Roman" w:eastAsia="Times New Roman" w:hAnsi="Times New Roman" w:cs="Times New Roman"/>
+          <w:sz w:val="24"/>
+          <w:szCs w:val="24"/>
+          <w:lang w:eastAsia="en-US"/>
+        </w:rPr>
         <w:t>Datadog</w:t>
       </w:r>
       <w:proofErr w:type="spellEnd"/>
@@ -916,27 +978,7 @@
           <w:szCs w:val="24"/>
           <w:lang w:eastAsia="en-US"/>
         </w:rPr>
-        <w:t xml:space="preserve"> basics, Prometheus basics, </w:t>
-      </w:r>
-      <w:proofErr w:type="spellStart"/>
-      <w:r>
-        <w:rPr>
-          <w:rFonts w:ascii="Times New Roman" w:eastAsia="Times New Roman" w:hAnsi="Times New Roman" w:cs="Times New Roman"/>
-          <w:sz w:val="24"/>
-          <w:szCs w:val="24"/>
-          <w:lang w:eastAsia="en-US"/>
-        </w:rPr>
-        <w:t>Grafana</w:t>
-      </w:r>
-      <w:proofErr w:type="spellEnd"/>
-      <w:r>
-        <w:rPr>
-          <w:rFonts w:ascii="Times New Roman" w:eastAsia="Times New Roman" w:hAnsi="Times New Roman" w:cs="Times New Roman"/>
-          <w:sz w:val="24"/>
-          <w:szCs w:val="24"/>
-          <w:lang w:eastAsia="en-US"/>
-        </w:rPr>
-        <w:t xml:space="preserve"> basics, structured logging, rate limiting, secure session handling, OAuth2 basics, production incident debugging</w:t>
+        <w:t>, structured logging, audit logging, rate limiting, OAuth2, OWASP security practices</w:t>
       </w:r>
     </w:p>
     <w:p>
@@ -1040,7 +1082,7 @@
         <w:pStyle w:val="ListParagraph"/>
         <w:numPr>
           <w:ilvl w:val="0"/>
-          <w:numId w:val="11"/>
+          <w:numId w:val="16"/>
         </w:numPr>
         <w:spacing w:before="100" w:beforeAutospacing="1" w:after="100" w:afterAutospacing="1"/>
         <w:jc w:val="both"/>
@@ -1058,7 +1100,7 @@
           <w:szCs w:val="24"/>
           <w:lang w:eastAsia="en-US"/>
         </w:rPr>
-        <w:t xml:space="preserve">Led modernization of a multi-tenant business platform using </w:t>
+        <w:t xml:space="preserve">Led delivery of cloud-hosted product features using </w:t>
       </w:r>
       <w:r>
         <w:rPr>
@@ -1069,8 +1111,18 @@
           <w:szCs w:val="24"/>
           <w:lang w:eastAsia="en-US"/>
         </w:rPr>
-        <w:t>Angular 13–1</w:t>
-      </w:r>
+        <w:t>Python 3.10–3.12</w:t>
+      </w:r>
+      <w:r>
+        <w:rPr>
+          <w:rFonts w:ascii="Times New Roman" w:eastAsia="Times New Roman" w:hAnsi="Times New Roman" w:cs="Times New Roman"/>
+          <w:sz w:val="24"/>
+          <w:szCs w:val="24"/>
+          <w:lang w:eastAsia="en-US"/>
+        </w:rPr>
+        <w:t xml:space="preserve">, </w:t>
+      </w:r>
+      <w:proofErr w:type="spellStart"/>
       <w:r>
         <w:rPr>
           <w:rFonts w:ascii="Times New Roman" w:eastAsia="Times New Roman" w:hAnsi="Times New Roman" w:cs="Times New Roman"/>
@@ -1080,8 +1132,9 @@
           <w:szCs w:val="24"/>
           <w:lang w:eastAsia="en-US"/>
         </w:rPr>
-        <w:t>8</w:t>
-      </w:r>
+        <w:t>FastAPI</w:t>
+      </w:r>
+      <w:proofErr w:type="spellEnd"/>
       <w:r>
         <w:rPr>
           <w:rFonts w:ascii="Times New Roman" w:eastAsia="Times New Roman" w:hAnsi="Times New Roman" w:cs="Times New Roman"/>
@@ -1100,7 +1153,7 @@
           <w:szCs w:val="24"/>
           <w:lang w:eastAsia="en-US"/>
         </w:rPr>
-        <w:t>Node.js 18–20</w:t>
+        <w:t>React 18–19</w:t>
       </w:r>
       <w:r>
         <w:rPr>
@@ -1121,28 +1174,17 @@
           <w:szCs w:val="24"/>
           <w:lang w:eastAsia="en-US"/>
         </w:rPr>
-        <w:t>NestJS</w:t>
+        <w:t>TypeScript</w:t>
       </w:r>
       <w:proofErr w:type="spellEnd"/>
       <w:r>
         <w:rPr>
           <w:rFonts w:ascii="Times New Roman" w:eastAsia="Times New Roman" w:hAnsi="Times New Roman" w:cs="Times New Roman"/>
-          <w:b/>
-          <w:bCs/>
-          <w:sz w:val="24"/>
-          <w:szCs w:val="24"/>
-          <w:lang w:eastAsia="en-US"/>
-        </w:rPr>
-        <w:t xml:space="preserve"> 9–10</w:t>
-      </w:r>
-      <w:r>
-        <w:rPr>
-          <w:rFonts w:ascii="Times New Roman" w:eastAsia="Times New Roman" w:hAnsi="Times New Roman" w:cs="Times New Roman"/>
-          <w:sz w:val="24"/>
-          <w:szCs w:val="24"/>
-          <w:lang w:eastAsia="en-US"/>
-        </w:rPr>
-        <w:t>, converting older service layers into modular backend domains that improved delivery speed and reduced regression risk across shared customer workflows.</w:t>
+          <w:sz w:val="24"/>
+          <w:szCs w:val="24"/>
+          <w:lang w:eastAsia="en-US"/>
+        </w:rPr>
+        <w:t>, building full-stack workflows that supported high-volume internal and client-facing operations with stronger reliability and cleaner service boundaries.</w:t>
       </w:r>
     </w:p>
     <w:p>
@@ -1150,7 +1192,7 @@
         <w:pStyle w:val="ListParagraph"/>
         <w:numPr>
           <w:ilvl w:val="0"/>
-          <w:numId w:val="11"/>
+          <w:numId w:val="16"/>
         </w:numPr>
         <w:spacing w:before="100" w:beforeAutospacing="1" w:after="100" w:afterAutospacing="1"/>
         <w:jc w:val="both"/>
@@ -1168,7 +1210,7 @@
           <w:szCs w:val="24"/>
           <w:lang w:eastAsia="en-US"/>
         </w:rPr>
-        <w:t xml:space="preserve">Architected and shipped reusable </w:t>
+        <w:t xml:space="preserve">Designed and implemented modular backend services for account workflows, reporting pipelines, permissions, and event-driven processing, helping the platform handle growing demand while reducing repeat support escalations by </w:t>
       </w:r>
       <w:r>
         <w:rPr>
@@ -1179,36 +1221,16 @@
           <w:szCs w:val="24"/>
           <w:lang w:eastAsia="en-US"/>
         </w:rPr>
-        <w:t>Angular</w:t>
-      </w:r>
-      <w:r>
-        <w:rPr>
-          <w:rFonts w:ascii="Times New Roman" w:eastAsia="Times New Roman" w:hAnsi="Times New Roman" w:cs="Times New Roman"/>
-          <w:sz w:val="24"/>
-          <w:szCs w:val="24"/>
-          <w:lang w:eastAsia="en-US"/>
-        </w:rPr>
-        <w:t xml:space="preserve"> component libraries for admin, billing, and reporting modules, which shortened new screen implementation time by </w:t>
-      </w:r>
-      <w:r>
-        <w:rPr>
-          <w:rFonts w:ascii="Times New Roman" w:eastAsia="Times New Roman" w:hAnsi="Times New Roman" w:cs="Times New Roman"/>
-          <w:b/>
-          <w:bCs/>
-          <w:sz w:val="24"/>
-          <w:szCs w:val="24"/>
-          <w:lang w:eastAsia="en-US"/>
-        </w:rPr>
-        <w:t>34%</w:t>
-      </w:r>
-      <w:r>
-        <w:rPr>
-          <w:rFonts w:ascii="Times New Roman" w:eastAsia="Times New Roman" w:hAnsi="Times New Roman" w:cs="Times New Roman"/>
-          <w:sz w:val="24"/>
-          <w:szCs w:val="24"/>
-          <w:lang w:eastAsia="en-US"/>
-        </w:rPr>
-        <w:t xml:space="preserve"> and made cross-team UI behavior more consistent under rapid release schedules.</w:t>
+        <w:t>29%</w:t>
+      </w:r>
+      <w:r>
+        <w:rPr>
+          <w:rFonts w:ascii="Times New Roman" w:eastAsia="Times New Roman" w:hAnsi="Times New Roman" w:cs="Times New Roman"/>
+          <w:sz w:val="24"/>
+          <w:szCs w:val="24"/>
+          <w:lang w:eastAsia="en-US"/>
+        </w:rPr>
+        <w:t xml:space="preserve"> across several operational teams.</w:t>
       </w:r>
     </w:p>
     <w:p>
@@ -1216,7 +1238,7 @@
         <w:pStyle w:val="ListParagraph"/>
         <w:numPr>
           <w:ilvl w:val="0"/>
-          <w:numId w:val="11"/>
+          <w:numId w:val="16"/>
         </w:numPr>
         <w:spacing w:before="100" w:beforeAutospacing="1" w:after="100" w:afterAutospacing="1"/>
         <w:jc w:val="both"/>
@@ -1234,9 +1256,8 @@
           <w:szCs w:val="24"/>
           <w:lang w:eastAsia="en-US"/>
         </w:rPr>
-        <w:t xml:space="preserve">Designed secure </w:t>
-      </w:r>
-      <w:proofErr w:type="spellStart"/>
+        <w:t xml:space="preserve">Modernized a legacy frontend experience by moving critical screens into </w:t>
+      </w:r>
       <w:r>
         <w:rPr>
           <w:rFonts w:ascii="Times New Roman" w:eastAsia="Times New Roman" w:hAnsi="Times New Roman" w:cs="Times New Roman"/>
@@ -1246,17 +1267,16 @@
           <w:szCs w:val="24"/>
           <w:lang w:eastAsia="en-US"/>
         </w:rPr>
-        <w:t>NestJS</w:t>
-      </w:r>
-      <w:proofErr w:type="spellEnd"/>
-      <w:r>
-        <w:rPr>
-          <w:rFonts w:ascii="Times New Roman" w:eastAsia="Times New Roman" w:hAnsi="Times New Roman" w:cs="Times New Roman"/>
-          <w:sz w:val="24"/>
-          <w:szCs w:val="24"/>
-          <w:lang w:eastAsia="en-US"/>
-        </w:rPr>
-        <w:t xml:space="preserve"> APIs with </w:t>
+        <w:t>React</w:t>
+      </w:r>
+      <w:r>
+        <w:rPr>
+          <w:rFonts w:ascii="Times New Roman" w:eastAsia="Times New Roman" w:hAnsi="Times New Roman" w:cs="Times New Roman"/>
+          <w:sz w:val="24"/>
+          <w:szCs w:val="24"/>
+          <w:lang w:eastAsia="en-US"/>
+        </w:rPr>
+        <w:t xml:space="preserve"> with reusable component patterns, improving maintainability, reducing UI regression frequency, and cutting average feature delivery time by </w:t>
       </w:r>
       <w:r>
         <w:rPr>
@@ -1267,76 +1287,16 @@
           <w:szCs w:val="24"/>
           <w:lang w:eastAsia="en-US"/>
         </w:rPr>
-        <w:t>JWT</w:t>
-      </w:r>
-      <w:r>
-        <w:rPr>
-          <w:rFonts w:ascii="Times New Roman" w:eastAsia="Times New Roman" w:hAnsi="Times New Roman" w:cs="Times New Roman"/>
-          <w:sz w:val="24"/>
-          <w:szCs w:val="24"/>
-          <w:lang w:eastAsia="en-US"/>
-        </w:rPr>
-        <w:t xml:space="preserve">, </w:t>
-      </w:r>
-      <w:r>
-        <w:rPr>
-          <w:rFonts w:ascii="Times New Roman" w:eastAsia="Times New Roman" w:hAnsi="Times New Roman" w:cs="Times New Roman"/>
-          <w:b/>
-          <w:bCs/>
-          <w:sz w:val="24"/>
-          <w:szCs w:val="24"/>
-          <w:lang w:eastAsia="en-US"/>
-        </w:rPr>
-        <w:t>RBAC</w:t>
-      </w:r>
-      <w:r>
-        <w:rPr>
-          <w:rFonts w:ascii="Times New Roman" w:eastAsia="Times New Roman" w:hAnsi="Times New Roman" w:cs="Times New Roman"/>
-          <w:sz w:val="24"/>
-          <w:szCs w:val="24"/>
-          <w:lang w:eastAsia="en-US"/>
-        </w:rPr>
-        <w:t xml:space="preserve">, validation guards, and </w:t>
-      </w:r>
-      <w:proofErr w:type="spellStart"/>
-      <w:r>
-        <w:rPr>
-          <w:rFonts w:ascii="Times New Roman" w:eastAsia="Times New Roman" w:hAnsi="Times New Roman" w:cs="Times New Roman"/>
-          <w:sz w:val="24"/>
-          <w:szCs w:val="24"/>
-          <w:lang w:eastAsia="en-US"/>
-        </w:rPr>
-        <w:t>OpenAPI</w:t>
-      </w:r>
-      <w:proofErr w:type="spellEnd"/>
-      <w:r>
-        <w:rPr>
-          <w:rFonts w:ascii="Times New Roman" w:eastAsia="Times New Roman" w:hAnsi="Times New Roman" w:cs="Times New Roman"/>
-          <w:sz w:val="24"/>
-          <w:szCs w:val="24"/>
-          <w:lang w:eastAsia="en-US"/>
-        </w:rPr>
-        <w:t xml:space="preserve"> contracts, reducing authorization-related support issues by </w:t>
-      </w:r>
-      <w:r>
-        <w:rPr>
-          <w:rFonts w:ascii="Times New Roman" w:eastAsia="Times New Roman" w:hAnsi="Times New Roman" w:cs="Times New Roman"/>
-          <w:b/>
-          <w:bCs/>
-          <w:sz w:val="24"/>
-          <w:szCs w:val="24"/>
-          <w:lang w:eastAsia="en-US"/>
-        </w:rPr>
-        <w:t>29%</w:t>
-      </w:r>
-      <w:r>
-        <w:rPr>
-          <w:rFonts w:ascii="Times New Roman" w:eastAsia="Times New Roman" w:hAnsi="Times New Roman" w:cs="Times New Roman"/>
-          <w:sz w:val="24"/>
-          <w:szCs w:val="24"/>
-          <w:lang w:eastAsia="en-US"/>
-        </w:rPr>
-        <w:t xml:space="preserve"> while making frontend-backend integration more predictable for new feature teams.</w:t>
+        <w:t>24%</w:t>
+      </w:r>
+      <w:r>
+        <w:rPr>
+          <w:rFonts w:ascii="Times New Roman" w:eastAsia="Times New Roman" w:hAnsi="Times New Roman" w:cs="Times New Roman"/>
+          <w:sz w:val="24"/>
+          <w:szCs w:val="24"/>
+          <w:lang w:eastAsia="en-US"/>
+        </w:rPr>
+        <w:t xml:space="preserve"> for shared product modules.</w:t>
       </w:r>
     </w:p>
     <w:p>
@@ -1344,7 +1304,7 @@
         <w:pStyle w:val="ListParagraph"/>
         <w:numPr>
           <w:ilvl w:val="0"/>
-          <w:numId w:val="11"/>
+          <w:numId w:val="16"/>
         </w:numPr>
         <w:spacing w:before="100" w:beforeAutospacing="1" w:after="100" w:afterAutospacing="1"/>
         <w:jc w:val="both"/>
@@ -1362,8 +1322,7 @@
           <w:szCs w:val="24"/>
           <w:lang w:eastAsia="en-US"/>
         </w:rPr>
-        <w:lastRenderedPageBreak/>
-        <w:t xml:space="preserve">Resolved a recurring production defect where concurrent approval actions created duplicate downstream records, then added idempotent command handling, database constraints, and retry-safe service logic that lowered duplicate transaction incidents by </w:t>
+        <w:t xml:space="preserve">Resolved a recurring production issue where long-running export requests caused request timeouts and duplicate user actions, then moved heavy processing into asynchronous workers with status polling so completion reliability improved by </w:t>
       </w:r>
       <w:r>
         <w:rPr>
@@ -1374,7 +1333,7 @@
           <w:szCs w:val="24"/>
           <w:lang w:eastAsia="en-US"/>
         </w:rPr>
-        <w:t>91%</w:t>
+        <w:t>34%</w:t>
       </w:r>
       <w:r>
         <w:rPr>
@@ -1391,7 +1350,7 @@
         <w:pStyle w:val="ListParagraph"/>
         <w:numPr>
           <w:ilvl w:val="0"/>
-          <w:numId w:val="11"/>
+          <w:numId w:val="16"/>
         </w:numPr>
         <w:spacing w:before="100" w:beforeAutospacing="1" w:after="100" w:afterAutospacing="1"/>
         <w:jc w:val="both"/>
@@ -1409,9 +1368,9 @@
           <w:szCs w:val="24"/>
           <w:lang w:eastAsia="en-US"/>
         </w:rPr>
-        <w:t xml:space="preserve">Improved dashboard responsiveness by restructuring heavy aggregation endpoints, introducing selective caching with </w:t>
-      </w:r>
-      <w:proofErr w:type="spellStart"/>
+        <w:lastRenderedPageBreak/>
+        <w:t xml:space="preserve">Introduced </w:t>
+      </w:r>
       <w:r>
         <w:rPr>
           <w:rFonts w:ascii="Times New Roman" w:eastAsia="Times New Roman" w:hAnsi="Times New Roman" w:cs="Times New Roman"/>
@@ -1421,17 +1380,16 @@
           <w:szCs w:val="24"/>
           <w:lang w:eastAsia="en-US"/>
         </w:rPr>
-        <w:t>Redis</w:t>
-      </w:r>
-      <w:proofErr w:type="spellEnd"/>
-      <w:r>
-        <w:rPr>
-          <w:rFonts w:ascii="Times New Roman" w:eastAsia="Times New Roman" w:hAnsi="Times New Roman" w:cs="Times New Roman"/>
-          <w:sz w:val="24"/>
-          <w:szCs w:val="24"/>
-          <w:lang w:eastAsia="en-US"/>
-        </w:rPr>
-        <w:t xml:space="preserve">, and moving long-running exports into background jobs, which reduced median response times by </w:t>
+        <w:t>React Query</w:t>
+      </w:r>
+      <w:r>
+        <w:rPr>
+          <w:rFonts w:ascii="Times New Roman" w:eastAsia="Times New Roman" w:hAnsi="Times New Roman" w:cs="Times New Roman"/>
+          <w:sz w:val="24"/>
+          <w:szCs w:val="24"/>
+          <w:lang w:eastAsia="en-US"/>
+        </w:rPr>
+        <w:t xml:space="preserve"> caching and better query invalidation patterns for data-heavy dashboards, which reduced unnecessary API traffic and improved page responsiveness by </w:t>
       </w:r>
       <w:r>
         <w:rPr>
@@ -1442,16 +1400,16 @@
           <w:szCs w:val="24"/>
           <w:lang w:eastAsia="en-US"/>
         </w:rPr>
-        <w:t>42%</w:t>
-      </w:r>
-      <w:r>
-        <w:rPr>
-          <w:rFonts w:ascii="Times New Roman" w:eastAsia="Times New Roman" w:hAnsi="Times New Roman" w:cs="Times New Roman"/>
-          <w:sz w:val="24"/>
-          <w:szCs w:val="24"/>
-          <w:lang w:eastAsia="en-US"/>
-        </w:rPr>
-        <w:t xml:space="preserve"> during peak reporting windows.</w:t>
+        <w:t>31%</w:t>
+      </w:r>
+      <w:r>
+        <w:rPr>
+          <w:rFonts w:ascii="Times New Roman" w:eastAsia="Times New Roman" w:hAnsi="Times New Roman" w:cs="Times New Roman"/>
+          <w:sz w:val="24"/>
+          <w:szCs w:val="24"/>
+          <w:lang w:eastAsia="en-US"/>
+        </w:rPr>
+        <w:t xml:space="preserve"> for frequently accessed operational views.</w:t>
       </w:r>
     </w:p>
     <w:p>
@@ -1459,7 +1417,7 @@
         <w:pStyle w:val="ListParagraph"/>
         <w:numPr>
           <w:ilvl w:val="0"/>
-          <w:numId w:val="11"/>
+          <w:numId w:val="16"/>
         </w:numPr>
         <w:spacing w:before="100" w:beforeAutospacing="1" w:after="100" w:afterAutospacing="1"/>
         <w:jc w:val="both"/>
@@ -1477,60 +1435,7 @@
           <w:szCs w:val="24"/>
           <w:lang w:eastAsia="en-US"/>
         </w:rPr>
-        <w:t xml:space="preserve">Migrated legacy </w:t>
-      </w:r>
-      <w:r>
-        <w:rPr>
-          <w:rFonts w:ascii="Times New Roman" w:eastAsia="Times New Roman" w:hAnsi="Times New Roman" w:cs="Times New Roman"/>
-          <w:b/>
-          <w:bCs/>
-          <w:sz w:val="24"/>
-          <w:szCs w:val="24"/>
-          <w:lang w:eastAsia="en-US"/>
-        </w:rPr>
-        <w:t>Express.js</w:t>
-      </w:r>
-      <w:r>
-        <w:rPr>
-          <w:rFonts w:ascii="Times New Roman" w:eastAsia="Times New Roman" w:hAnsi="Times New Roman" w:cs="Times New Roman"/>
-          <w:sz w:val="24"/>
-          <w:szCs w:val="24"/>
-          <w:lang w:eastAsia="en-US"/>
-        </w:rPr>
-        <w:t xml:space="preserve"> modules into </w:t>
-      </w:r>
-      <w:proofErr w:type="spellStart"/>
-      <w:r>
-        <w:rPr>
-          <w:rFonts w:ascii="Times New Roman" w:eastAsia="Times New Roman" w:hAnsi="Times New Roman" w:cs="Times New Roman"/>
-          <w:b/>
-          <w:bCs/>
-          <w:sz w:val="24"/>
-          <w:szCs w:val="24"/>
-          <w:lang w:eastAsia="en-US"/>
-        </w:rPr>
-        <w:t>NestJS</w:t>
-      </w:r>
-      <w:proofErr w:type="spellEnd"/>
-      <w:r>
-        <w:rPr>
-          <w:rFonts w:ascii="Times New Roman" w:eastAsia="Times New Roman" w:hAnsi="Times New Roman" w:cs="Times New Roman"/>
-          <w:b/>
-          <w:bCs/>
-          <w:sz w:val="24"/>
-          <w:szCs w:val="24"/>
-          <w:lang w:eastAsia="en-US"/>
-        </w:rPr>
-        <w:t xml:space="preserve"> 9–10</w:t>
-      </w:r>
-      <w:r>
-        <w:rPr>
-          <w:rFonts w:ascii="Times New Roman" w:eastAsia="Times New Roman" w:hAnsi="Times New Roman" w:cs="Times New Roman"/>
-          <w:sz w:val="24"/>
-          <w:szCs w:val="24"/>
-          <w:lang w:eastAsia="en-US"/>
-        </w:rPr>
-        <w:t xml:space="preserve"> with clearer controllers, services, and dependency injection boundaries, allowing the team to stabilize release quality while modernizing without a disruptive full-platform rewrite.</w:t>
+        <w:t>Refactored older Python services into clearer domain-based modules with stronger validation, consistent error handling, and shared response contracts, making debugging easier and shortening mean time to resolution during incidents.</w:t>
       </w:r>
     </w:p>
     <w:p>
@@ -1538,7 +1443,7 @@
         <w:pStyle w:val="ListParagraph"/>
         <w:numPr>
           <w:ilvl w:val="0"/>
-          <w:numId w:val="11"/>
+          <w:numId w:val="16"/>
         </w:numPr>
         <w:spacing w:before="100" w:beforeAutospacing="1" w:after="100" w:afterAutospacing="1"/>
         <w:jc w:val="both"/>
@@ -1556,9 +1461,8 @@
           <w:szCs w:val="24"/>
           <w:lang w:eastAsia="en-US"/>
         </w:rPr>
-        <w:t xml:space="preserve">Implemented event-driven notification flows with </w:t>
-      </w:r>
-      <w:proofErr w:type="spellStart"/>
+        <w:t xml:space="preserve">Implemented role-aware API authorization with </w:t>
+      </w:r>
       <w:r>
         <w:rPr>
           <w:rFonts w:ascii="Times New Roman" w:eastAsia="Times New Roman" w:hAnsi="Times New Roman" w:cs="Times New Roman"/>
@@ -1568,17 +1472,16 @@
           <w:szCs w:val="24"/>
           <w:lang w:eastAsia="en-US"/>
         </w:rPr>
-        <w:t>RabbitMQ</w:t>
-      </w:r>
-      <w:proofErr w:type="spellEnd"/>
-      <w:r>
-        <w:rPr>
-          <w:rFonts w:ascii="Times New Roman" w:eastAsia="Times New Roman" w:hAnsi="Times New Roman" w:cs="Times New Roman"/>
-          <w:sz w:val="24"/>
-          <w:szCs w:val="24"/>
-          <w:lang w:eastAsia="en-US"/>
-        </w:rPr>
-        <w:t xml:space="preserve"> and scheduled workers for reminders, escalations, and reconciliation tasks, reducing manual follow-up workload by </w:t>
+        <w:t>JWT</w:t>
+      </w:r>
+      <w:r>
+        <w:rPr>
+          <w:rFonts w:ascii="Times New Roman" w:eastAsia="Times New Roman" w:hAnsi="Times New Roman" w:cs="Times New Roman"/>
+          <w:sz w:val="24"/>
+          <w:szCs w:val="24"/>
+          <w:lang w:eastAsia="en-US"/>
+        </w:rPr>
+        <w:t xml:space="preserve"> and </w:t>
       </w:r>
       <w:r>
         <w:rPr>
@@ -1589,16 +1492,16 @@
           <w:szCs w:val="24"/>
           <w:lang w:eastAsia="en-US"/>
         </w:rPr>
-        <w:t>27%</w:t>
-      </w:r>
-      <w:r>
-        <w:rPr>
-          <w:rFonts w:ascii="Times New Roman" w:eastAsia="Times New Roman" w:hAnsi="Times New Roman" w:cs="Times New Roman"/>
-          <w:sz w:val="24"/>
-          <w:szCs w:val="24"/>
-          <w:lang w:eastAsia="en-US"/>
-        </w:rPr>
-        <w:t xml:space="preserve"> across customer operations teams.</w:t>
+        <w:t>RBAC</w:t>
+      </w:r>
+      <w:r>
+        <w:rPr>
+          <w:rFonts w:ascii="Times New Roman" w:eastAsia="Times New Roman" w:hAnsi="Times New Roman" w:cs="Times New Roman"/>
+          <w:sz w:val="24"/>
+          <w:szCs w:val="24"/>
+          <w:lang w:eastAsia="en-US"/>
+        </w:rPr>
+        <w:t>, aligning backend enforcement with frontend visibility rules so privileged actions became more secure and audit findings around permission drift were reduced.</w:t>
       </w:r>
     </w:p>
     <w:p>
@@ -1606,7 +1509,7 @@
         <w:pStyle w:val="ListParagraph"/>
         <w:numPr>
           <w:ilvl w:val="0"/>
-          <w:numId w:val="11"/>
+          <w:numId w:val="16"/>
         </w:numPr>
         <w:spacing w:before="100" w:beforeAutospacing="1" w:after="100" w:afterAutospacing="1"/>
         <w:jc w:val="both"/>
@@ -1624,7 +1527,7 @@
           <w:szCs w:val="24"/>
           <w:lang w:eastAsia="en-US"/>
         </w:rPr>
-        <w:t xml:space="preserve">Introduced structured logging and practical observability patterns with traceable request metadata, helping engineers isolate high-noise defects faster and cutting mean time to diagnose backend production issues by </w:t>
+        <w:t xml:space="preserve">Migrated selected services from older </w:t>
       </w:r>
       <w:r>
         <w:rPr>
@@ -1635,16 +1538,38 @@
           <w:szCs w:val="24"/>
           <w:lang w:eastAsia="en-US"/>
         </w:rPr>
-        <w:t>38%</w:t>
-      </w:r>
-      <w:r>
-        <w:rPr>
-          <w:rFonts w:ascii="Times New Roman" w:eastAsia="Times New Roman" w:hAnsi="Times New Roman" w:cs="Times New Roman"/>
-          <w:sz w:val="24"/>
-          <w:szCs w:val="24"/>
-          <w:lang w:eastAsia="en-US"/>
-        </w:rPr>
-        <w:t>.</w:t>
+        <w:t>Flask</w:t>
+      </w:r>
+      <w:r>
+        <w:rPr>
+          <w:rFonts w:ascii="Times New Roman" w:eastAsia="Times New Roman" w:hAnsi="Times New Roman" w:cs="Times New Roman"/>
+          <w:sz w:val="24"/>
+          <w:szCs w:val="24"/>
+          <w:lang w:eastAsia="en-US"/>
+        </w:rPr>
+        <w:t xml:space="preserve"> patterns into </w:t>
+      </w:r>
+      <w:proofErr w:type="spellStart"/>
+      <w:r>
+        <w:rPr>
+          <w:rFonts w:ascii="Times New Roman" w:eastAsia="Times New Roman" w:hAnsi="Times New Roman" w:cs="Times New Roman"/>
+          <w:b/>
+          <w:bCs/>
+          <w:sz w:val="24"/>
+          <w:szCs w:val="24"/>
+          <w:lang w:eastAsia="en-US"/>
+        </w:rPr>
+        <w:t>FastAPI</w:t>
+      </w:r>
+      <w:proofErr w:type="spellEnd"/>
+      <w:r>
+        <w:rPr>
+          <w:rFonts w:ascii="Times New Roman" w:eastAsia="Times New Roman" w:hAnsi="Times New Roman" w:cs="Times New Roman"/>
+          <w:sz w:val="24"/>
+          <w:szCs w:val="24"/>
+          <w:lang w:eastAsia="en-US"/>
+        </w:rPr>
+        <w:t xml:space="preserve"> to improve schema validation, API documentation quality, and maintainability, while preserving compatibility through staged rollout and backward-safe endpoint support.</w:t>
       </w:r>
     </w:p>
     <w:p>
@@ -1652,7 +1577,7 @@
         <w:pStyle w:val="ListParagraph"/>
         <w:numPr>
           <w:ilvl w:val="0"/>
-          <w:numId w:val="11"/>
+          <w:numId w:val="16"/>
         </w:numPr>
         <w:spacing w:before="100" w:beforeAutospacing="1" w:after="100" w:afterAutospacing="1"/>
         <w:jc w:val="both"/>
@@ -1670,7 +1595,7 @@
           <w:szCs w:val="24"/>
           <w:lang w:eastAsia="en-US"/>
         </w:rPr>
-        <w:t>Partnered with product and design teams to deliver advanced workflow features such as bulk actions, audit trails, rule-based approvals, and saved filters, making the platform easier to use for high-volume operational users.</w:t>
+        <w:t>Fixed a memory growth issue caused by unbounded in-process caching and stale event listeners in background workers, then replaced fragile logic with bounded cache rules and safer lifecycle cleanup to stabilize container performance.</w:t>
       </w:r>
     </w:p>
     <w:p>
@@ -1678,7 +1603,7 @@
         <w:pStyle w:val="ListParagraph"/>
         <w:numPr>
           <w:ilvl w:val="0"/>
-          <w:numId w:val="11"/>
+          <w:numId w:val="16"/>
         </w:numPr>
         <w:spacing w:before="100" w:beforeAutospacing="1" w:after="100" w:afterAutospacing="1"/>
         <w:jc w:val="both"/>
@@ -1696,7 +1621,27 @@
           <w:szCs w:val="24"/>
           <w:lang w:eastAsia="en-US"/>
         </w:rPr>
-        <w:t xml:space="preserve">Strengthened release engineering through </w:t>
+        <w:t xml:space="preserve">Built observability improvements using structured logging, metrics, and alert-friendly error classification, which gave engineers clearer production signals and </w:t>
+      </w:r>
+      <w:proofErr w:type="gramStart"/>
+      <w:r>
+        <w:rPr>
+          <w:rFonts w:ascii="Times New Roman" w:eastAsia="Times New Roman" w:hAnsi="Times New Roman" w:cs="Times New Roman"/>
+          <w:sz w:val="24"/>
+          <w:szCs w:val="24"/>
+          <w:lang w:eastAsia="en-US"/>
+        </w:rPr>
+        <w:t>helped</w:t>
+      </w:r>
+      <w:proofErr w:type="gramEnd"/>
+      <w:r>
+        <w:rPr>
+          <w:rFonts w:ascii="Times New Roman" w:eastAsia="Times New Roman" w:hAnsi="Times New Roman" w:cs="Times New Roman"/>
+          <w:sz w:val="24"/>
+          <w:szCs w:val="24"/>
+          <w:lang w:eastAsia="en-US"/>
+        </w:rPr>
+        <w:t xml:space="preserve"> reduce investigation time by </w:t>
       </w:r>
       <w:r>
         <w:rPr>
@@ -1707,36 +1652,16 @@
           <w:szCs w:val="24"/>
           <w:lang w:eastAsia="en-US"/>
         </w:rPr>
-        <w:t>Docker</w:t>
-      </w:r>
-      <w:r>
-        <w:rPr>
-          <w:rFonts w:ascii="Times New Roman" w:eastAsia="Times New Roman" w:hAnsi="Times New Roman" w:cs="Times New Roman"/>
-          <w:sz w:val="24"/>
-          <w:szCs w:val="24"/>
-          <w:lang w:eastAsia="en-US"/>
-        </w:rPr>
-        <w:t xml:space="preserve">, CI/CD improvements, and environment standardization, which reduced failed deployments by </w:t>
-      </w:r>
-      <w:r>
-        <w:rPr>
-          <w:rFonts w:ascii="Times New Roman" w:eastAsia="Times New Roman" w:hAnsi="Times New Roman" w:cs="Times New Roman"/>
-          <w:b/>
-          <w:bCs/>
-          <w:sz w:val="24"/>
-          <w:szCs w:val="24"/>
-          <w:lang w:eastAsia="en-US"/>
-        </w:rPr>
-        <w:t>31%</w:t>
-      </w:r>
-      <w:r>
-        <w:rPr>
-          <w:rFonts w:ascii="Times New Roman" w:eastAsia="Times New Roman" w:hAnsi="Times New Roman" w:cs="Times New Roman"/>
-          <w:sz w:val="24"/>
-          <w:szCs w:val="24"/>
-          <w:lang w:eastAsia="en-US"/>
-        </w:rPr>
-        <w:t xml:space="preserve"> and made rollback procedures more reliable during urgent hotfix situations.</w:t>
+        <w:t>27%</w:t>
+      </w:r>
+      <w:r>
+        <w:rPr>
+          <w:rFonts w:ascii="Times New Roman" w:eastAsia="Times New Roman" w:hAnsi="Times New Roman" w:cs="Times New Roman"/>
+          <w:sz w:val="24"/>
+          <w:szCs w:val="24"/>
+          <w:lang w:eastAsia="en-US"/>
+        </w:rPr>
+        <w:t xml:space="preserve"> during peak-load incidents.</w:t>
       </w:r>
     </w:p>
     <w:p>
@@ -1744,7 +1669,7 @@
         <w:pStyle w:val="ListParagraph"/>
         <w:numPr>
           <w:ilvl w:val="0"/>
-          <w:numId w:val="11"/>
+          <w:numId w:val="16"/>
         </w:numPr>
         <w:spacing w:before="100" w:beforeAutospacing="1" w:after="100" w:afterAutospacing="1"/>
         <w:jc w:val="both"/>
@@ -1762,7 +1687,27 @@
           <w:szCs w:val="24"/>
           <w:lang w:eastAsia="en-US"/>
         </w:rPr>
-        <w:t>Fixed a memory-pressure issue caused by unbounded in-process caching and oversized report payload assembly, then replaced the pattern with bounded caching and streaming export generation to restore service stability.</w:t>
+        <w:t xml:space="preserve">Partnered with product and design teams to implement new self-service workflow features in </w:t>
+      </w:r>
+      <w:r>
+        <w:rPr>
+          <w:rFonts w:ascii="Times New Roman" w:eastAsia="Times New Roman" w:hAnsi="Times New Roman" w:cs="Times New Roman"/>
+          <w:b/>
+          <w:bCs/>
+          <w:sz w:val="24"/>
+          <w:szCs w:val="24"/>
+          <w:lang w:eastAsia="en-US"/>
+        </w:rPr>
+        <w:t>React</w:t>
+      </w:r>
+      <w:r>
+        <w:rPr>
+          <w:rFonts w:ascii="Times New Roman" w:eastAsia="Times New Roman" w:hAnsi="Times New Roman" w:cs="Times New Roman"/>
+          <w:sz w:val="24"/>
+          <w:szCs w:val="24"/>
+          <w:lang w:eastAsia="en-US"/>
+        </w:rPr>
+        <w:t xml:space="preserve"> that reduced manual back-office handling, improved completion quality, and raised internal adoption of the updated tools.</w:t>
       </w:r>
     </w:p>
     <w:p>
@@ -1770,7 +1715,7 @@
         <w:pStyle w:val="ListParagraph"/>
         <w:numPr>
           <w:ilvl w:val="0"/>
-          <w:numId w:val="11"/>
+          <w:numId w:val="16"/>
         </w:numPr>
         <w:spacing w:before="100" w:beforeAutospacing="1" w:after="100" w:afterAutospacing="1"/>
         <w:jc w:val="both"/>
@@ -1788,49 +1733,7 @@
           <w:szCs w:val="24"/>
           <w:lang w:eastAsia="en-US"/>
         </w:rPr>
-        <w:t xml:space="preserve">Mentored engineers on </w:t>
-      </w:r>
-      <w:r>
-        <w:rPr>
-          <w:rFonts w:ascii="Times New Roman" w:eastAsia="Times New Roman" w:hAnsi="Times New Roman" w:cs="Times New Roman"/>
-          <w:b/>
-          <w:bCs/>
-          <w:sz w:val="24"/>
-          <w:szCs w:val="24"/>
-          <w:lang w:eastAsia="en-US"/>
-        </w:rPr>
-        <w:t>Angular</w:t>
-      </w:r>
-      <w:r>
-        <w:rPr>
-          <w:rFonts w:ascii="Times New Roman" w:eastAsia="Times New Roman" w:hAnsi="Times New Roman" w:cs="Times New Roman"/>
-          <w:sz w:val="24"/>
-          <w:szCs w:val="24"/>
-          <w:lang w:eastAsia="en-US"/>
-        </w:rPr>
-        <w:t xml:space="preserve">, </w:t>
-      </w:r>
-      <w:proofErr w:type="spellStart"/>
-      <w:r>
-        <w:rPr>
-          <w:rFonts w:ascii="Times New Roman" w:eastAsia="Times New Roman" w:hAnsi="Times New Roman" w:cs="Times New Roman"/>
-          <w:b/>
-          <w:bCs/>
-          <w:sz w:val="24"/>
-          <w:szCs w:val="24"/>
-          <w:lang w:eastAsia="en-US"/>
-        </w:rPr>
-        <w:t>NestJS</w:t>
-      </w:r>
-      <w:proofErr w:type="spellEnd"/>
-      <w:r>
-        <w:rPr>
-          <w:rFonts w:ascii="Times New Roman" w:eastAsia="Times New Roman" w:hAnsi="Times New Roman" w:cs="Times New Roman"/>
-          <w:sz w:val="24"/>
-          <w:szCs w:val="24"/>
-          <w:lang w:eastAsia="en-US"/>
-        </w:rPr>
-        <w:t>, and API contract discipline, improving implementation consistency across teams and helping newer developers handle complex enterprise features with less rework.</w:t>
+        <w:t>Strengthened CI/CD quality gates with automated backend tests, frontend checks, and contract validation for critical APIs, reducing avoidable deployment regressions and making releases more predictable across shared environments.</w:t>
       </w:r>
     </w:p>
     <w:p>
@@ -1907,7 +1810,7 @@
         <w:pStyle w:val="ListParagraph"/>
         <w:numPr>
           <w:ilvl w:val="0"/>
-          <w:numId w:val="12"/>
+          <w:numId w:val="17"/>
         </w:numPr>
         <w:spacing w:before="100" w:beforeAutospacing="1" w:after="100" w:afterAutospacing="1"/>
         <w:jc w:val="both"/>
@@ -1925,7 +1828,7 @@
           <w:szCs w:val="24"/>
           <w:lang w:eastAsia="en-US"/>
         </w:rPr>
-        <w:t xml:space="preserve">Built customer-facing web applications and internal admin systems using </w:t>
+        <w:t xml:space="preserve">Built business-critical web applications using </w:t>
       </w:r>
       <w:r>
         <w:rPr>
@@ -1936,7 +1839,7 @@
           <w:szCs w:val="24"/>
           <w:lang w:eastAsia="en-US"/>
         </w:rPr>
-        <w:t>Angular 7–12</w:t>
+        <w:t>Python 3.x</w:t>
       </w:r>
       <w:r>
         <w:rPr>
@@ -1956,18 +1859,17 @@
           <w:szCs w:val="24"/>
           <w:lang w:eastAsia="en-US"/>
         </w:rPr>
-        <w:t>Node.js 10–16</w:t>
-      </w:r>
-      <w:r>
-        <w:rPr>
-          <w:rFonts w:ascii="Times New Roman" w:eastAsia="Times New Roman" w:hAnsi="Times New Roman" w:cs="Times New Roman"/>
-          <w:sz w:val="24"/>
-          <w:szCs w:val="24"/>
-          <w:lang w:eastAsia="en-US"/>
-        </w:rPr>
-        <w:t xml:space="preserve">, and later </w:t>
-      </w:r>
-      <w:proofErr w:type="spellStart"/>
+        <w:t>Django</w:t>
+      </w:r>
+      <w:r>
+        <w:rPr>
+          <w:rFonts w:ascii="Times New Roman" w:eastAsia="Times New Roman" w:hAnsi="Times New Roman" w:cs="Times New Roman"/>
+          <w:sz w:val="24"/>
+          <w:szCs w:val="24"/>
+          <w:lang w:eastAsia="en-US"/>
+        </w:rPr>
+        <w:t xml:space="preserve">, </w:t>
+      </w:r>
       <w:r>
         <w:rPr>
           <w:rFonts w:ascii="Times New Roman" w:eastAsia="Times New Roman" w:hAnsi="Times New Roman" w:cs="Times New Roman"/>
@@ -1977,9 +1879,17 @@
           <w:szCs w:val="24"/>
           <w:lang w:eastAsia="en-US"/>
         </w:rPr>
-        <w:t>NestJS</w:t>
-      </w:r>
-      <w:proofErr w:type="spellEnd"/>
+        <w:t>Flask</w:t>
+      </w:r>
+      <w:r>
+        <w:rPr>
+          <w:rFonts w:ascii="Times New Roman" w:eastAsia="Times New Roman" w:hAnsi="Times New Roman" w:cs="Times New Roman"/>
+          <w:sz w:val="24"/>
+          <w:szCs w:val="24"/>
+          <w:lang w:eastAsia="en-US"/>
+        </w:rPr>
+        <w:t xml:space="preserve">, </w:t>
+      </w:r>
       <w:r>
         <w:rPr>
           <w:rFonts w:ascii="Times New Roman" w:eastAsia="Times New Roman" w:hAnsi="Times New Roman" w:cs="Times New Roman"/>
@@ -1989,16 +1899,16 @@
           <w:szCs w:val="24"/>
           <w:lang w:eastAsia="en-US"/>
         </w:rPr>
-        <w:t xml:space="preserve"> 7–8</w:t>
-      </w:r>
-      <w:r>
-        <w:rPr>
-          <w:rFonts w:ascii="Times New Roman" w:eastAsia="Times New Roman" w:hAnsi="Times New Roman" w:cs="Times New Roman"/>
-          <w:sz w:val="24"/>
-          <w:szCs w:val="24"/>
-          <w:lang w:eastAsia="en-US"/>
-        </w:rPr>
-        <w:t>, helping the organization move from page-centric tools to more maintainable single-page application architecture.</w:t>
+        <w:t>React 16–18</w:t>
+      </w:r>
+      <w:r>
+        <w:rPr>
+          <w:rFonts w:ascii="Times New Roman" w:eastAsia="Times New Roman" w:hAnsi="Times New Roman" w:cs="Times New Roman"/>
+          <w:sz w:val="24"/>
+          <w:szCs w:val="24"/>
+          <w:lang w:eastAsia="en-US"/>
+        </w:rPr>
+        <w:t>, and relational databases, delivering dependable internal systems and customer-facing modules for teams that relied on stable day-to-day workflows.</w:t>
       </w:r>
     </w:p>
     <w:p>
@@ -2006,7 +1916,7 @@
         <w:pStyle w:val="ListParagraph"/>
         <w:numPr>
           <w:ilvl w:val="0"/>
-          <w:numId w:val="12"/>
+          <w:numId w:val="17"/>
         </w:numPr>
         <w:spacing w:before="100" w:beforeAutospacing="1" w:after="100" w:afterAutospacing="1"/>
         <w:jc w:val="both"/>
@@ -2024,7 +1934,7 @@
           <w:szCs w:val="24"/>
           <w:lang w:eastAsia="en-US"/>
         </w:rPr>
-        <w:t>Developed feature-rich modules for onboarding, account management, reporting, and operational tracking, translating dense business rules into reliable UI and API workflows that supported daily use across multiple departments.</w:t>
+        <w:t>Implemented API endpoints, validation rules, reporting logic, and operational dashboards that improved process consistency and gave users more responsive tools for handling account, transaction, and service-related tasks.</w:t>
       </w:r>
     </w:p>
     <w:p>
@@ -2032,7 +1942,7 @@
         <w:pStyle w:val="ListParagraph"/>
         <w:numPr>
           <w:ilvl w:val="0"/>
-          <w:numId w:val="12"/>
+          <w:numId w:val="17"/>
         </w:numPr>
         <w:spacing w:before="100" w:beforeAutospacing="1" w:after="100" w:afterAutospacing="1"/>
         <w:jc w:val="both"/>
@@ -2050,7 +1960,7 @@
           <w:szCs w:val="24"/>
           <w:lang w:eastAsia="en-US"/>
         </w:rPr>
-        <w:t xml:space="preserve">Contributed to a staged migration from older </w:t>
+        <w:t xml:space="preserve">Contributed to frontend modernization by introducing </w:t>
       </w:r>
       <w:r>
         <w:rPr>
@@ -2061,36 +1971,16 @@
           <w:szCs w:val="24"/>
           <w:lang w:eastAsia="en-US"/>
         </w:rPr>
-        <w:t>AngularJS 1.x</w:t>
-      </w:r>
-      <w:r>
-        <w:rPr>
-          <w:rFonts w:ascii="Times New Roman" w:eastAsia="Times New Roman" w:hAnsi="Times New Roman" w:cs="Times New Roman"/>
-          <w:sz w:val="24"/>
-          <w:szCs w:val="24"/>
-          <w:lang w:eastAsia="en-US"/>
-        </w:rPr>
-        <w:t xml:space="preserve"> screens into modern </w:t>
-      </w:r>
-      <w:r>
-        <w:rPr>
-          <w:rFonts w:ascii="Times New Roman" w:eastAsia="Times New Roman" w:hAnsi="Times New Roman" w:cs="Times New Roman"/>
-          <w:b/>
-          <w:bCs/>
-          <w:sz w:val="24"/>
-          <w:szCs w:val="24"/>
-          <w:lang w:eastAsia="en-US"/>
-        </w:rPr>
-        <w:t>Angular</w:t>
-      </w:r>
-      <w:r>
-        <w:rPr>
-          <w:rFonts w:ascii="Times New Roman" w:eastAsia="Times New Roman" w:hAnsi="Times New Roman" w:cs="Times New Roman"/>
-          <w:sz w:val="24"/>
-          <w:szCs w:val="24"/>
-          <w:lang w:eastAsia="en-US"/>
-        </w:rPr>
-        <w:t xml:space="preserve"> modules, preserving core functionality while reducing frontend fragility and giving the team a lower-risk path to incremental modernization.</w:t>
+        <w:t>React</w:t>
+      </w:r>
+      <w:r>
+        <w:rPr>
+          <w:rFonts w:ascii="Times New Roman" w:eastAsia="Times New Roman" w:hAnsi="Times New Roman" w:cs="Times New Roman"/>
+          <w:sz w:val="24"/>
+          <w:szCs w:val="24"/>
+          <w:lang w:eastAsia="en-US"/>
+        </w:rPr>
+        <w:t xml:space="preserve"> into older server-rendered areas through incremental migration, creating a lower-risk path that improved maintainability without requiring disruptive platform-wide rewrites.</w:t>
       </w:r>
     </w:p>
     <w:p>
@@ -2098,7 +1988,7 @@
         <w:pStyle w:val="ListParagraph"/>
         <w:numPr>
           <w:ilvl w:val="0"/>
-          <w:numId w:val="12"/>
+          <w:numId w:val="17"/>
         </w:numPr>
         <w:spacing w:before="100" w:beforeAutospacing="1" w:after="100" w:afterAutospacing="1"/>
         <w:jc w:val="both"/>
@@ -2116,27 +2006,7 @@
           <w:szCs w:val="24"/>
           <w:lang w:eastAsia="en-US"/>
         </w:rPr>
-        <w:t xml:space="preserve">Solved a persistent issue where stale UI state caused users to submit outdated edits after long sessions, then introduced reactive state refresh patterns and conflict-safe update handling that reduced related support tickets by </w:t>
-      </w:r>
-      <w:r>
-        <w:rPr>
-          <w:rFonts w:ascii="Times New Roman" w:eastAsia="Times New Roman" w:hAnsi="Times New Roman" w:cs="Times New Roman"/>
-          <w:b/>
-          <w:bCs/>
-          <w:sz w:val="24"/>
-          <w:szCs w:val="24"/>
-          <w:lang w:eastAsia="en-US"/>
-        </w:rPr>
-        <w:t>36%</w:t>
-      </w:r>
-      <w:r>
-        <w:rPr>
-          <w:rFonts w:ascii="Times New Roman" w:eastAsia="Times New Roman" w:hAnsi="Times New Roman" w:cs="Times New Roman"/>
-          <w:sz w:val="24"/>
-          <w:szCs w:val="24"/>
-          <w:lang w:eastAsia="en-US"/>
-        </w:rPr>
-        <w:t>.</w:t>
+        <w:t>Corrected a high-impact issue in reporting screens where repeated joins and weak filtering logic produced inaccurate totals under edge-case conditions, then tightened service rules and query structure to restore output trust.</w:t>
       </w:r>
     </w:p>
     <w:p>
@@ -2144,7 +2014,7 @@
         <w:pStyle w:val="ListParagraph"/>
         <w:numPr>
           <w:ilvl w:val="0"/>
-          <w:numId w:val="12"/>
+          <w:numId w:val="17"/>
         </w:numPr>
         <w:spacing w:before="100" w:beforeAutospacing="1" w:after="100" w:afterAutospacing="1"/>
         <w:jc w:val="both"/>
@@ -2162,7 +2032,7 @@
           <w:szCs w:val="24"/>
           <w:lang w:eastAsia="en-US"/>
         </w:rPr>
-        <w:t xml:space="preserve">Created backend endpoints for search, filtering, exports, and notifications using </w:t>
+        <w:t xml:space="preserve">Reworked slow list and search pages by introducing pagination, selective field loading, and practical indexing strategies, which improved response times by </w:t>
       </w:r>
       <w:r>
         <w:rPr>
@@ -2173,38 +2043,16 @@
           <w:szCs w:val="24"/>
           <w:lang w:eastAsia="en-US"/>
         </w:rPr>
-        <w:t>Node.js</w:t>
-      </w:r>
-      <w:r>
-        <w:rPr>
-          <w:rFonts w:ascii="Times New Roman" w:eastAsia="Times New Roman" w:hAnsi="Times New Roman" w:cs="Times New Roman"/>
-          <w:sz w:val="24"/>
-          <w:szCs w:val="24"/>
-          <w:lang w:eastAsia="en-US"/>
-        </w:rPr>
-        <w:t xml:space="preserve"> and </w:t>
-      </w:r>
-      <w:proofErr w:type="spellStart"/>
-      <w:r>
-        <w:rPr>
-          <w:rFonts w:ascii="Times New Roman" w:eastAsia="Times New Roman" w:hAnsi="Times New Roman" w:cs="Times New Roman"/>
-          <w:b/>
-          <w:bCs/>
-          <w:sz w:val="24"/>
-          <w:szCs w:val="24"/>
-          <w:lang w:eastAsia="en-US"/>
-        </w:rPr>
-        <w:t>NestJS</w:t>
-      </w:r>
-      <w:proofErr w:type="spellEnd"/>
-      <w:r>
-        <w:rPr>
-          <w:rFonts w:ascii="Times New Roman" w:eastAsia="Times New Roman" w:hAnsi="Times New Roman" w:cs="Times New Roman"/>
-          <w:sz w:val="24"/>
-          <w:szCs w:val="24"/>
-          <w:lang w:eastAsia="en-US"/>
-        </w:rPr>
-        <w:t>, with consistent validation and response modeling that improved frontend integration speed and reduced rework during QA cycles.</w:t>
+        <w:t>38%</w:t>
+      </w:r>
+      <w:r>
+        <w:rPr>
+          <w:rFonts w:ascii="Times New Roman" w:eastAsia="Times New Roman" w:hAnsi="Times New Roman" w:cs="Times New Roman"/>
+          <w:sz w:val="24"/>
+          <w:szCs w:val="24"/>
+          <w:lang w:eastAsia="en-US"/>
+        </w:rPr>
+        <w:t xml:space="preserve"> on several high-traffic administrative views.</w:t>
       </w:r>
     </w:p>
     <w:p>
@@ -2212,7 +2060,7 @@
         <w:pStyle w:val="ListParagraph"/>
         <w:numPr>
           <w:ilvl w:val="0"/>
-          <w:numId w:val="12"/>
+          <w:numId w:val="17"/>
         </w:numPr>
         <w:spacing w:before="100" w:beforeAutospacing="1" w:after="100" w:afterAutospacing="1"/>
         <w:jc w:val="both"/>
@@ -2230,27 +2078,7 @@
           <w:szCs w:val="24"/>
           <w:lang w:eastAsia="en-US"/>
         </w:rPr>
-        <w:t xml:space="preserve">Enhanced reporting performance by rewriting slow database access paths, tightening pagination behavior, and reducing over-fetching, which improved page load performance by </w:t>
-      </w:r>
-      <w:r>
-        <w:rPr>
-          <w:rFonts w:ascii="Times New Roman" w:eastAsia="Times New Roman" w:hAnsi="Times New Roman" w:cs="Times New Roman"/>
-          <w:b/>
-          <w:bCs/>
-          <w:sz w:val="24"/>
-          <w:szCs w:val="24"/>
-          <w:lang w:eastAsia="en-US"/>
-        </w:rPr>
-        <w:t>33%</w:t>
-      </w:r>
-      <w:r>
-        <w:rPr>
-          <w:rFonts w:ascii="Times New Roman" w:eastAsia="Times New Roman" w:hAnsi="Times New Roman" w:cs="Times New Roman"/>
-          <w:sz w:val="24"/>
-          <w:szCs w:val="24"/>
-          <w:lang w:eastAsia="en-US"/>
-        </w:rPr>
-        <w:t xml:space="preserve"> on the most heavily used operational screens.</w:t>
+        <w:t>Added asynchronous job handling for import, export, and reconciliation routines so long-running tasks no longer blocked web requests, leading to fewer abandoned actions and more predictable task completion behavior.</w:t>
       </w:r>
     </w:p>
     <w:p>
@@ -2258,7 +2086,7 @@
         <w:pStyle w:val="ListParagraph"/>
         <w:numPr>
           <w:ilvl w:val="0"/>
-          <w:numId w:val="12"/>
+          <w:numId w:val="17"/>
         </w:numPr>
         <w:spacing w:before="100" w:beforeAutospacing="1" w:after="100" w:afterAutospacing="1"/>
         <w:jc w:val="both"/>
@@ -2276,27 +2104,7 @@
           <w:szCs w:val="24"/>
           <w:lang w:eastAsia="en-US"/>
         </w:rPr>
-        <w:t xml:space="preserve">Implemented audit history and role-sensitive navigation rules so support and compliance teams could trace high-value changes more easily, reducing time spent investigating account-level issues by </w:t>
-      </w:r>
-      <w:r>
-        <w:rPr>
-          <w:rFonts w:ascii="Times New Roman" w:eastAsia="Times New Roman" w:hAnsi="Times New Roman" w:cs="Times New Roman"/>
-          <w:b/>
-          <w:bCs/>
-          <w:sz w:val="24"/>
-          <w:szCs w:val="24"/>
-          <w:lang w:eastAsia="en-US"/>
-        </w:rPr>
-        <w:t>24%</w:t>
-      </w:r>
-      <w:r>
-        <w:rPr>
-          <w:rFonts w:ascii="Times New Roman" w:eastAsia="Times New Roman" w:hAnsi="Times New Roman" w:cs="Times New Roman"/>
-          <w:sz w:val="24"/>
-          <w:szCs w:val="24"/>
-          <w:lang w:eastAsia="en-US"/>
-        </w:rPr>
-        <w:t>.</w:t>
+        <w:t>Implemented reusable error-handling and response-format utilities across Python services, helping the team reduce inconsistent API behavior and making frontend integration work far smoother for new feature development.</w:t>
       </w:r>
     </w:p>
     <w:p>
@@ -2304,7 +2112,7 @@
         <w:pStyle w:val="ListParagraph"/>
         <w:numPr>
           <w:ilvl w:val="0"/>
-          <w:numId w:val="12"/>
+          <w:numId w:val="17"/>
         </w:numPr>
         <w:spacing w:before="100" w:beforeAutospacing="1" w:after="100" w:afterAutospacing="1"/>
         <w:jc w:val="both"/>
@@ -2322,8 +2130,27 @@
           <w:szCs w:val="24"/>
           <w:lang w:eastAsia="en-US"/>
         </w:rPr>
-        <w:lastRenderedPageBreak/>
-        <w:t xml:space="preserve">Introduced reusable </w:t>
+        <w:t xml:space="preserve">Helped </w:t>
+      </w:r>
+      <w:proofErr w:type="gramStart"/>
+      <w:r>
+        <w:rPr>
+          <w:rFonts w:ascii="Times New Roman" w:eastAsia="Times New Roman" w:hAnsi="Times New Roman" w:cs="Times New Roman"/>
+          <w:sz w:val="24"/>
+          <w:szCs w:val="24"/>
+          <w:lang w:eastAsia="en-US"/>
+        </w:rPr>
+        <w:t>migrate</w:t>
+      </w:r>
+      <w:proofErr w:type="gramEnd"/>
+      <w:r>
+        <w:rPr>
+          <w:rFonts w:ascii="Times New Roman" w:eastAsia="Times New Roman" w:hAnsi="Times New Roman" w:cs="Times New Roman"/>
+          <w:sz w:val="24"/>
+          <w:szCs w:val="24"/>
+          <w:lang w:eastAsia="en-US"/>
+        </w:rPr>
+        <w:t xml:space="preserve"> older frontend logic into component-based </w:t>
       </w:r>
       <w:r>
         <w:rPr>
@@ -2334,16 +2161,16 @@
           <w:szCs w:val="24"/>
           <w:lang w:eastAsia="en-US"/>
         </w:rPr>
-        <w:t>Angular</w:t>
-      </w:r>
-      <w:r>
-        <w:rPr>
-          <w:rFonts w:ascii="Times New Roman" w:eastAsia="Times New Roman" w:hAnsi="Times New Roman" w:cs="Times New Roman"/>
-          <w:sz w:val="24"/>
-          <w:szCs w:val="24"/>
-          <w:lang w:eastAsia="en-US"/>
-        </w:rPr>
-        <w:t xml:space="preserve"> form patterns with stronger validation feedback, which improved completion quality on complex administrative workflows and reduced first-pass submission errors across high-volume forms.</w:t>
+        <w:t>React</w:t>
+      </w:r>
+      <w:r>
+        <w:rPr>
+          <w:rFonts w:ascii="Times New Roman" w:eastAsia="Times New Roman" w:hAnsi="Times New Roman" w:cs="Times New Roman"/>
+          <w:sz w:val="24"/>
+          <w:szCs w:val="24"/>
+          <w:lang w:eastAsia="en-US"/>
+        </w:rPr>
+        <w:t xml:space="preserve"> modules with clearer state handling, reducing duplicated UI code and improving defect isolation when changes were introduced during active release cycles.</w:t>
       </w:r>
     </w:p>
     <w:p>
@@ -2351,7 +2178,7 @@
         <w:pStyle w:val="ListParagraph"/>
         <w:numPr>
           <w:ilvl w:val="0"/>
-          <w:numId w:val="12"/>
+          <w:numId w:val="17"/>
         </w:numPr>
         <w:spacing w:before="100" w:beforeAutospacing="1" w:after="100" w:afterAutospacing="1"/>
         <w:jc w:val="both"/>
@@ -2369,7 +2196,8 @@
           <w:szCs w:val="24"/>
           <w:lang w:eastAsia="en-US"/>
         </w:rPr>
-        <w:t>Helped modernize deployment practices with container-friendly build routines, better environment separation, and safer release checklists, making releases more repeatable and reducing last-minute production configuration errors.</w:t>
+        <w:lastRenderedPageBreak/>
+        <w:t>Improved release safety by expanding automated testing around critical service logic and UI flows, which reduced production defects after deployment and increased team confidence in incremental changes.</w:t>
       </w:r>
     </w:p>
     <w:p>
@@ -2377,7 +2205,7 @@
         <w:pStyle w:val="ListParagraph"/>
         <w:numPr>
           <w:ilvl w:val="0"/>
-          <w:numId w:val="12"/>
+          <w:numId w:val="17"/>
         </w:numPr>
         <w:spacing w:before="100" w:beforeAutospacing="1" w:after="100" w:afterAutospacing="1"/>
         <w:jc w:val="both"/>
@@ -2395,7 +2223,7 @@
           <w:szCs w:val="24"/>
           <w:lang w:eastAsia="en-US"/>
         </w:rPr>
-        <w:t>Fixed an intermittent backend issue where retry behavior in third-party integrations created duplicated callbacks, then added request fingerprinting and safer processing guards to protect downstream data consistency.</w:t>
+        <w:t>Integrated audit logging for sensitive record changes and administrative actions, making compliance review easier and giving support teams stronger visibility when investigating customer-facing issues.</w:t>
       </w:r>
     </w:p>
     <w:p>
@@ -2403,7 +2231,7 @@
         <w:pStyle w:val="ListParagraph"/>
         <w:numPr>
           <w:ilvl w:val="0"/>
-          <w:numId w:val="12"/>
+          <w:numId w:val="17"/>
         </w:numPr>
         <w:spacing w:before="100" w:beforeAutospacing="1" w:after="100" w:afterAutospacing="1"/>
         <w:jc w:val="both"/>
@@ -2421,7 +2249,27 @@
           <w:szCs w:val="24"/>
           <w:lang w:eastAsia="en-US"/>
         </w:rPr>
-        <w:t>Collaborated closely with QA and product stakeholders to deliver new features such as bulk user actions, configurable dashboards, and activity timelines that improved user productivity and broadened platform adoption.</w:t>
+        <w:t xml:space="preserve">Worked closely with stakeholders to implement new operational features based on real support pain points, contributing to measurable workflow improvements and reducing manual correction effort by </w:t>
+      </w:r>
+      <w:r>
+        <w:rPr>
+          <w:rFonts w:ascii="Times New Roman" w:eastAsia="Times New Roman" w:hAnsi="Times New Roman" w:cs="Times New Roman"/>
+          <w:b/>
+          <w:bCs/>
+          <w:sz w:val="24"/>
+          <w:szCs w:val="24"/>
+          <w:lang w:eastAsia="en-US"/>
+        </w:rPr>
+        <w:t>22%</w:t>
+      </w:r>
+      <w:r>
+        <w:rPr>
+          <w:rFonts w:ascii="Times New Roman" w:eastAsia="Times New Roman" w:hAnsi="Times New Roman" w:cs="Times New Roman"/>
+          <w:sz w:val="24"/>
+          <w:szCs w:val="24"/>
+          <w:lang w:eastAsia="en-US"/>
+        </w:rPr>
+        <w:t>.</w:t>
       </w:r>
     </w:p>
     <w:p>
@@ -2497,15 +2345,13 @@
         </w:rPr>
         <w:t>5</w:t>
       </w:r>
-      <w:bookmarkStart w:id="0" w:name="_GoBack"/>
-      <w:bookmarkEnd w:id="0"/>
     </w:p>
     <w:p>
       <w:pPr>
         <w:pStyle w:val="ListParagraph"/>
         <w:numPr>
           <w:ilvl w:val="0"/>
-          <w:numId w:val="13"/>
+          <w:numId w:val="19"/>
         </w:numPr>
         <w:spacing w:before="100" w:beforeAutospacing="1" w:after="100" w:afterAutospacing="1"/>
         <w:jc w:val="both"/>
@@ -2523,7 +2369,7 @@
           <w:szCs w:val="24"/>
           <w:lang w:eastAsia="en-US"/>
         </w:rPr>
-        <w:t xml:space="preserve">Developed internal business applications with </w:t>
+        <w:t xml:space="preserve">Developed internal software and client-facing business tools using </w:t>
       </w:r>
       <w:r>
         <w:rPr>
@@ -2534,16 +2380,16 @@
           <w:szCs w:val="24"/>
           <w:lang w:eastAsia="en-US"/>
         </w:rPr>
-        <w:t>AngularJS 1.x</w:t>
-      </w:r>
-      <w:r>
-        <w:rPr>
-          <w:rFonts w:ascii="Times New Roman" w:eastAsia="Times New Roman" w:hAnsi="Times New Roman" w:cs="Times New Roman"/>
-          <w:sz w:val="24"/>
-          <w:szCs w:val="24"/>
-          <w:lang w:eastAsia="en-US"/>
-        </w:rPr>
-        <w:t xml:space="preserve">, early </w:t>
+        <w:t>Python 2.7–3.x</w:t>
+      </w:r>
+      <w:r>
+        <w:rPr>
+          <w:rFonts w:ascii="Times New Roman" w:eastAsia="Times New Roman" w:hAnsi="Times New Roman" w:cs="Times New Roman"/>
+          <w:sz w:val="24"/>
+          <w:szCs w:val="24"/>
+          <w:lang w:eastAsia="en-US"/>
+        </w:rPr>
+        <w:t xml:space="preserve">, </w:t>
       </w:r>
       <w:r>
         <w:rPr>
@@ -2554,17 +2400,18 @@
           <w:szCs w:val="24"/>
           <w:lang w:eastAsia="en-US"/>
         </w:rPr>
-        <w:t>Angular 2–4</w:t>
-      </w:r>
-      <w:r>
-        <w:rPr>
-          <w:rFonts w:ascii="Times New Roman" w:eastAsia="Times New Roman" w:hAnsi="Times New Roman" w:cs="Times New Roman"/>
-          <w:sz w:val="24"/>
-          <w:szCs w:val="24"/>
-          <w:lang w:eastAsia="en-US"/>
-        </w:rPr>
-        <w:t xml:space="preserve">, and </w:t>
-      </w:r>
+        <w:t>Flask</w:t>
+      </w:r>
+      <w:r>
+        <w:rPr>
+          <w:rFonts w:ascii="Times New Roman" w:eastAsia="Times New Roman" w:hAnsi="Times New Roman" w:cs="Times New Roman"/>
+          <w:sz w:val="24"/>
+          <w:szCs w:val="24"/>
+          <w:lang w:eastAsia="en-US"/>
+        </w:rPr>
+        <w:t xml:space="preserve">, early </w:t>
+      </w:r>
+      <w:proofErr w:type="gramStart"/>
       <w:r>
         <w:rPr>
           <w:rFonts w:ascii="Times New Roman" w:eastAsia="Times New Roman" w:hAnsi="Times New Roman" w:cs="Times New Roman"/>
@@ -2574,16 +2421,28 @@
           <w:szCs w:val="24"/>
           <w:lang w:eastAsia="en-US"/>
         </w:rPr>
-        <w:t>Node.js 0.12–8</w:t>
-      </w:r>
-      <w:r>
-        <w:rPr>
-          <w:rFonts w:ascii="Times New Roman" w:eastAsia="Times New Roman" w:hAnsi="Times New Roman" w:cs="Times New Roman"/>
-          <w:sz w:val="24"/>
-          <w:szCs w:val="24"/>
-          <w:lang w:eastAsia="en-US"/>
-        </w:rPr>
-        <w:t xml:space="preserve"> using pragmatic full-stack patterns that were widely adopted during that period for admin tools and data-driven web platforms.</w:t>
+        <w:t>React</w:t>
+      </w:r>
+      <w:proofErr w:type="gramEnd"/>
+      <w:r>
+        <w:rPr>
+          <w:rFonts w:ascii="Times New Roman" w:eastAsia="Times New Roman" w:hAnsi="Times New Roman" w:cs="Times New Roman"/>
+          <w:b/>
+          <w:bCs/>
+          <w:sz w:val="24"/>
+          <w:szCs w:val="24"/>
+          <w:lang w:eastAsia="en-US"/>
+        </w:rPr>
+        <w:t xml:space="preserve"> 15–16</w:t>
+      </w:r>
+      <w:r>
+        <w:rPr>
+          <w:rFonts w:ascii="Times New Roman" w:eastAsia="Times New Roman" w:hAnsi="Times New Roman" w:cs="Times New Roman"/>
+          <w:sz w:val="24"/>
+          <w:szCs w:val="24"/>
+          <w:lang w:eastAsia="en-US"/>
+        </w:rPr>
+        <w:t xml:space="preserve"> adoption for selective modules, and relational database workflows suited to the delivery patterns widely used during that period.</w:t>
       </w:r>
     </w:p>
     <w:p>
@@ -2591,7 +2450,7 @@
         <w:pStyle w:val="ListParagraph"/>
         <w:numPr>
           <w:ilvl w:val="0"/>
-          <w:numId w:val="13"/>
+          <w:numId w:val="19"/>
         </w:numPr>
         <w:spacing w:before="100" w:beforeAutospacing="1" w:after="100" w:afterAutospacing="1"/>
         <w:jc w:val="both"/>
@@ -2609,7 +2468,7 @@
           <w:szCs w:val="24"/>
           <w:lang w:eastAsia="en-US"/>
         </w:rPr>
-        <w:t>Implemented core CRUD modules, approval flows, user-role management, and reporting utilities that gave operations teams more dependable systems and reduced manual spreadsheet dependency across routine business processes.</w:t>
+        <w:t>Built core CRUD features, approval flows, reporting logic, and role-based business rules that gave operations teams more dependable systems and reduced spreadsheet-heavy manual handling in everyday processes.</w:t>
       </w:r>
     </w:p>
     <w:p>
@@ -2617,7 +2476,7 @@
         <w:pStyle w:val="ListParagraph"/>
         <w:numPr>
           <w:ilvl w:val="0"/>
-          <w:numId w:val="13"/>
+          <w:numId w:val="19"/>
         </w:numPr>
         <w:spacing w:before="100" w:beforeAutospacing="1" w:after="100" w:afterAutospacing="1"/>
         <w:jc w:val="both"/>
@@ -2635,7 +2494,7 @@
           <w:szCs w:val="24"/>
           <w:lang w:eastAsia="en-US"/>
         </w:rPr>
-        <w:t xml:space="preserve">Supported early frontend modernization by gradually introducing component-oriented </w:t>
+        <w:t xml:space="preserve">Introduced targeted frontend enhancements with </w:t>
       </w:r>
       <w:r>
         <w:rPr>
@@ -2646,16 +2505,16 @@
           <w:szCs w:val="24"/>
           <w:lang w:eastAsia="en-US"/>
         </w:rPr>
-        <w:t>Angular</w:t>
-      </w:r>
-      <w:r>
-        <w:rPr>
-          <w:rFonts w:ascii="Times New Roman" w:eastAsia="Times New Roman" w:hAnsi="Times New Roman" w:cs="Times New Roman"/>
-          <w:sz w:val="24"/>
-          <w:szCs w:val="24"/>
-          <w:lang w:eastAsia="en-US"/>
-        </w:rPr>
-        <w:t xml:space="preserve"> development into selected areas while maintaining compatibility with established templates and existing release practices.</w:t>
+        <w:t>React</w:t>
+      </w:r>
+      <w:r>
+        <w:rPr>
+          <w:rFonts w:ascii="Times New Roman" w:eastAsia="Times New Roman" w:hAnsi="Times New Roman" w:cs="Times New Roman"/>
+          <w:sz w:val="24"/>
+          <w:szCs w:val="24"/>
+          <w:lang w:eastAsia="en-US"/>
+        </w:rPr>
+        <w:t xml:space="preserve"> on high-value screens while maintaining compatibility with server-rendered templates, helping the team modernize gradually without creating unnecessary delivery risk.</w:t>
       </w:r>
     </w:p>
     <w:p>
@@ -2663,7 +2522,7 @@
         <w:pStyle w:val="ListParagraph"/>
         <w:numPr>
           <w:ilvl w:val="0"/>
-          <w:numId w:val="13"/>
+          <w:numId w:val="19"/>
         </w:numPr>
         <w:spacing w:before="100" w:beforeAutospacing="1" w:after="100" w:afterAutospacing="1"/>
         <w:jc w:val="both"/>
@@ -2681,7 +2540,7 @@
           <w:szCs w:val="24"/>
           <w:lang w:eastAsia="en-US"/>
         </w:rPr>
-        <w:t>Corrected a recurring defect where long-running report generation locked sessions and encouraged duplicate submissions, then moved heavy work into scheduled backend processing and added clearer status messaging for end users.</w:t>
+        <w:t>Fixed a recurring defect where form resubmissions during network instability created duplicate records, then added safer backend validation and idempotent handling patterns to protect business-critical operations.</w:t>
       </w:r>
     </w:p>
     <w:p>
@@ -2689,7 +2548,7 @@
         <w:pStyle w:val="ListParagraph"/>
         <w:numPr>
           <w:ilvl w:val="0"/>
-          <w:numId w:val="13"/>
+          <w:numId w:val="19"/>
         </w:numPr>
         <w:spacing w:before="100" w:beforeAutospacing="1" w:after="100" w:afterAutospacing="1"/>
         <w:jc w:val="both"/>
@@ -2707,7 +2566,7 @@
           <w:szCs w:val="24"/>
           <w:lang w:eastAsia="en-US"/>
         </w:rPr>
-        <w:t xml:space="preserve">Built REST-style backend services with </w:t>
+        <w:t xml:space="preserve">Created CSV import and export utilities with field-level validation and user-friendly feedback, improving first-pass data quality and reducing data-cleanup effort by </w:t>
       </w:r>
       <w:r>
         <w:rPr>
@@ -2718,16 +2577,16 @@
           <w:szCs w:val="24"/>
           <w:lang w:eastAsia="en-US"/>
         </w:rPr>
-        <w:t>Express.js 4.x</w:t>
-      </w:r>
-      <w:r>
-        <w:rPr>
-          <w:rFonts w:ascii="Times New Roman" w:eastAsia="Times New Roman" w:hAnsi="Times New Roman" w:cs="Times New Roman"/>
-          <w:sz w:val="24"/>
-          <w:szCs w:val="24"/>
-          <w:lang w:eastAsia="en-US"/>
-        </w:rPr>
-        <w:t>, integrating relational data access and server-side validation so frontend forms behaved more consistently under complex business rules and partial data entry conditions.</w:t>
+        <w:t>26%</w:t>
+      </w:r>
+      <w:r>
+        <w:rPr>
+          <w:rFonts w:ascii="Times New Roman" w:eastAsia="Times New Roman" w:hAnsi="Times New Roman" w:cs="Times New Roman"/>
+          <w:sz w:val="24"/>
+          <w:szCs w:val="24"/>
+          <w:lang w:eastAsia="en-US"/>
+        </w:rPr>
+        <w:t xml:space="preserve"> for support and operations users.</w:t>
       </w:r>
     </w:p>
     <w:p>
@@ -2735,7 +2594,7 @@
         <w:pStyle w:val="ListParagraph"/>
         <w:numPr>
           <w:ilvl w:val="0"/>
-          <w:numId w:val="13"/>
+          <w:numId w:val="19"/>
         </w:numPr>
         <w:spacing w:before="100" w:beforeAutospacing="1" w:after="100" w:afterAutospacing="1"/>
         <w:jc w:val="both"/>
@@ -2753,7 +2612,7 @@
           <w:szCs w:val="24"/>
           <w:lang w:eastAsia="en-US"/>
         </w:rPr>
-        <w:t xml:space="preserve">Improved query performance on heavily used listings by narrowing selected fields, adding indexes, and tightening filtering logic, which reduced page latency by </w:t>
+        <w:t xml:space="preserve">Refined older SQL queries and page-loading patterns by trimming payload size, improving joins, and using more practical database indexes, which improved screen performance by </w:t>
       </w:r>
       <w:r>
         <w:rPr>
@@ -2764,16 +2623,16 @@
           <w:szCs w:val="24"/>
           <w:lang w:eastAsia="en-US"/>
         </w:rPr>
-        <w:t>31%</w:t>
-      </w:r>
-      <w:r>
-        <w:rPr>
-          <w:rFonts w:ascii="Times New Roman" w:eastAsia="Times New Roman" w:hAnsi="Times New Roman" w:cs="Times New Roman"/>
-          <w:sz w:val="24"/>
-          <w:szCs w:val="24"/>
-          <w:lang w:eastAsia="en-US"/>
-        </w:rPr>
-        <w:t xml:space="preserve"> and improved responsiveness for administrative users.</w:t>
+        <w:t>33%</w:t>
+      </w:r>
+      <w:r>
+        <w:rPr>
+          <w:rFonts w:ascii="Times New Roman" w:eastAsia="Times New Roman" w:hAnsi="Times New Roman" w:cs="Times New Roman"/>
+          <w:sz w:val="24"/>
+          <w:szCs w:val="24"/>
+          <w:lang w:eastAsia="en-US"/>
+        </w:rPr>
+        <w:t xml:space="preserve"> on commonly used internal pages.</w:t>
       </w:r>
     </w:p>
     <w:p>
@@ -2781,7 +2640,7 @@
         <w:pStyle w:val="ListParagraph"/>
         <w:numPr>
           <w:ilvl w:val="0"/>
-          <w:numId w:val="13"/>
+          <w:numId w:val="19"/>
         </w:numPr>
         <w:spacing w:before="100" w:beforeAutospacing="1" w:after="100" w:afterAutospacing="1"/>
         <w:jc w:val="both"/>
@@ -2799,27 +2658,7 @@
           <w:szCs w:val="24"/>
           <w:lang w:eastAsia="en-US"/>
         </w:rPr>
-        <w:t xml:space="preserve">Added CSV import and export routines with actionable validation feedback, helping operations teams reduce manual correction effort by </w:t>
-      </w:r>
-      <w:r>
-        <w:rPr>
-          <w:rFonts w:ascii="Times New Roman" w:eastAsia="Times New Roman" w:hAnsi="Times New Roman" w:cs="Times New Roman"/>
-          <w:b/>
-          <w:bCs/>
-          <w:sz w:val="24"/>
-          <w:szCs w:val="24"/>
-          <w:lang w:eastAsia="en-US"/>
-        </w:rPr>
-        <w:t>26%</w:t>
-      </w:r>
-      <w:r>
-        <w:rPr>
-          <w:rFonts w:ascii="Times New Roman" w:eastAsia="Times New Roman" w:hAnsi="Times New Roman" w:cs="Times New Roman"/>
-          <w:sz w:val="24"/>
-          <w:szCs w:val="24"/>
-          <w:lang w:eastAsia="en-US"/>
-        </w:rPr>
-        <w:t xml:space="preserve"> and improving confidence in incoming structured business data.</w:t>
+        <w:t>Added better exception logging and environment-based configuration practices so issues could be reproduced more reliably across development and staging, making troubleshooting much less guess-driven for the engineering team.</w:t>
       </w:r>
     </w:p>
     <w:p>
@@ -2827,7 +2666,7 @@
         <w:pStyle w:val="ListParagraph"/>
         <w:numPr>
           <w:ilvl w:val="0"/>
-          <w:numId w:val="13"/>
+          <w:numId w:val="19"/>
         </w:numPr>
         <w:spacing w:before="100" w:beforeAutospacing="1" w:after="100" w:afterAutospacing="1"/>
         <w:jc w:val="both"/>
@@ -2845,7 +2684,7 @@
           <w:szCs w:val="24"/>
           <w:lang w:eastAsia="en-US"/>
         </w:rPr>
-        <w:t>Implemented change-history visibility for sensitive record updates so support teams could troubleshoot issues faster and identify the source of unexpected workflow changes without digging through raw database records.</w:t>
+        <w:t>Helped implement new dashboard and activity-tracking features that gave managers better operational visibility, improving turnaround planning and reducing follow-up gaps in workflow-heavy processes.</w:t>
       </w:r>
     </w:p>
     <w:p>
@@ -2853,7 +2692,7 @@
         <w:pStyle w:val="ListParagraph"/>
         <w:numPr>
           <w:ilvl w:val="0"/>
-          <w:numId w:val="13"/>
+          <w:numId w:val="19"/>
         </w:numPr>
         <w:spacing w:before="100" w:beforeAutospacing="1" w:after="100" w:afterAutospacing="1"/>
         <w:jc w:val="both"/>
@@ -2871,7 +2710,7 @@
           <w:szCs w:val="24"/>
           <w:lang w:eastAsia="en-US"/>
         </w:rPr>
-        <w:t>Helped stabilize release quality by cleaning up environment configuration differences, improving build scripts, and reducing deployment mistakes that previously caused avoidable post-release defects.</w:t>
+        <w:t>Supported a gradual backend cleanup effort that separated business logic from route handlers, improving readability and making future migrations toward more maintainable service patterns easier for the team.</w:t>
       </w:r>
     </w:p>
     <w:p>
@@ -2879,7 +2718,7 @@
         <w:pStyle w:val="ListParagraph"/>
         <w:numPr>
           <w:ilvl w:val="0"/>
-          <w:numId w:val="13"/>
+          <w:numId w:val="19"/>
         </w:numPr>
         <w:spacing w:before="100" w:beforeAutospacing="1" w:after="100" w:afterAutospacing="1"/>
         <w:jc w:val="both"/>
@@ -2897,7 +2736,27 @@
           <w:szCs w:val="24"/>
           <w:lang w:eastAsia="en-US"/>
         </w:rPr>
-        <w:t>Delivered practical user-facing enhancements such as saved searches, role-aware menu rendering, and inline validation behavior that made older internal tools easier to use without requiring a large-scale rewrite.</w:t>
+        <w:t xml:space="preserve">Delivered bug fixes and incremental UX improvements across </w:t>
+      </w:r>
+      <w:proofErr w:type="gramStart"/>
+      <w:r>
+        <w:rPr>
+          <w:rFonts w:ascii="Times New Roman" w:eastAsia="Times New Roman" w:hAnsi="Times New Roman" w:cs="Times New Roman"/>
+          <w:sz w:val="24"/>
+          <w:szCs w:val="24"/>
+          <w:lang w:eastAsia="en-US"/>
+        </w:rPr>
+        <w:t>both backend</w:t>
+      </w:r>
+      <w:proofErr w:type="gramEnd"/>
+      <w:r>
+        <w:rPr>
+          <w:rFonts w:ascii="Times New Roman" w:eastAsia="Times New Roman" w:hAnsi="Times New Roman" w:cs="Times New Roman"/>
+          <w:sz w:val="24"/>
+          <w:szCs w:val="24"/>
+          <w:lang w:eastAsia="en-US"/>
+        </w:rPr>
+        <w:t xml:space="preserve"> and frontend layers, showing flexibility in full-stack delivery while helping stabilize a platform that was still evolving rapidly.</w:t>
       </w:r>
     </w:p>
     <w:p>
@@ -2945,6 +2804,8 @@
         </w:rPr>
         <w:t xml:space="preserve"> </w:t>
       </w:r>
+      <w:bookmarkStart w:id="0" w:name="_GoBack"/>
+      <w:bookmarkEnd w:id="0"/>
       <w:r>
         <w:rPr>
           <w:color w:val="000000" w:themeColor="text1"/>
@@ -2978,7 +2839,7 @@
         <w:pStyle w:val="ListParagraph"/>
         <w:numPr>
           <w:ilvl w:val="0"/>
-          <w:numId w:val="14"/>
+          <w:numId w:val="20"/>
         </w:numPr>
         <w:spacing w:before="100" w:beforeAutospacing="1" w:after="100" w:afterAutospacing="1"/>
         <w:jc w:val="both"/>
@@ -2996,67 +2857,7 @@
           <w:szCs w:val="24"/>
           <w:lang w:eastAsia="en-US"/>
         </w:rPr>
-        <w:t xml:space="preserve">Contributed to web application development using period-appropriate </w:t>
-      </w:r>
-      <w:r>
-        <w:rPr>
-          <w:rFonts w:ascii="Times New Roman" w:eastAsia="Times New Roman" w:hAnsi="Times New Roman" w:cs="Times New Roman"/>
-          <w:b/>
-          <w:bCs/>
-          <w:sz w:val="24"/>
-          <w:szCs w:val="24"/>
-          <w:lang w:eastAsia="en-US"/>
-        </w:rPr>
-        <w:t>JavaScript</w:t>
-      </w:r>
-      <w:r>
-        <w:rPr>
-          <w:rFonts w:ascii="Times New Roman" w:eastAsia="Times New Roman" w:hAnsi="Times New Roman" w:cs="Times New Roman"/>
-          <w:sz w:val="24"/>
-          <w:szCs w:val="24"/>
-          <w:lang w:eastAsia="en-US"/>
-        </w:rPr>
-        <w:t xml:space="preserve">, </w:t>
-      </w:r>
-      <w:r>
-        <w:rPr>
-          <w:rFonts w:ascii="Times New Roman" w:eastAsia="Times New Roman" w:hAnsi="Times New Roman" w:cs="Times New Roman"/>
-          <w:b/>
-          <w:bCs/>
-          <w:sz w:val="24"/>
-          <w:szCs w:val="24"/>
-          <w:lang w:eastAsia="en-US"/>
-        </w:rPr>
-        <w:t>AngularJS 1.x</w:t>
-      </w:r>
-      <w:r>
-        <w:rPr>
-          <w:rFonts w:ascii="Times New Roman" w:eastAsia="Times New Roman" w:hAnsi="Times New Roman" w:cs="Times New Roman"/>
-          <w:sz w:val="24"/>
-          <w:szCs w:val="24"/>
-          <w:lang w:eastAsia="en-US"/>
-        </w:rPr>
-        <w:t xml:space="preserve">, and early </w:t>
-      </w:r>
-      <w:r>
-        <w:rPr>
-          <w:rFonts w:ascii="Times New Roman" w:eastAsia="Times New Roman" w:hAnsi="Times New Roman" w:cs="Times New Roman"/>
-          <w:b/>
-          <w:bCs/>
-          <w:sz w:val="24"/>
-          <w:szCs w:val="24"/>
-          <w:lang w:eastAsia="en-US"/>
-        </w:rPr>
-        <w:t>Node.js</w:t>
-      </w:r>
-      <w:r>
-        <w:rPr>
-          <w:rFonts w:ascii="Times New Roman" w:eastAsia="Times New Roman" w:hAnsi="Times New Roman" w:cs="Times New Roman"/>
-          <w:sz w:val="24"/>
-          <w:szCs w:val="24"/>
-          <w:lang w:eastAsia="en-US"/>
-        </w:rPr>
-        <w:t xml:space="preserve"> tooling, supporting internal engineering workflows with maintainable UI and service updates that aligned with established team standards.</w:t>
+        <w:t>Supported application development tasks across backend services, UI enhancements, debugging, and internal tooling work, gaining practical exposure to production-minded engineering standards and collaborative delivery practices.</w:t>
       </w:r>
     </w:p>
     <w:p>
@@ -3064,7 +2865,7 @@
         <w:pStyle w:val="ListParagraph"/>
         <w:numPr>
           <w:ilvl w:val="0"/>
-          <w:numId w:val="14"/>
+          <w:numId w:val="20"/>
         </w:numPr>
         <w:spacing w:before="100" w:beforeAutospacing="1" w:after="100" w:afterAutospacing="1"/>
         <w:jc w:val="both"/>
@@ -3082,8 +2883,7 @@
           <w:szCs w:val="24"/>
           <w:lang w:eastAsia="en-US"/>
         </w:rPr>
-        <w:lastRenderedPageBreak/>
-        <w:t>Implemented small but meaningful features in admin and tracking interfaces, focusing on clean form behavior, reliable data display, and defect resolution that improved day-to-day usability for internal stakeholders.</w:t>
+        <w:t>Contributed to feature updates by implementing small but meaningful improvements in validation, interface behavior, and data handling, helping senior engineers move larger initiatives forward with fewer low-level blockers.</w:t>
       </w:r>
     </w:p>
     <w:p>
@@ -3091,7 +2891,7 @@
         <w:pStyle w:val="ListParagraph"/>
         <w:numPr>
           <w:ilvl w:val="0"/>
-          <w:numId w:val="14"/>
+          <w:numId w:val="20"/>
         </w:numPr>
         <w:spacing w:before="100" w:beforeAutospacing="1" w:after="100" w:afterAutospacing="1"/>
         <w:jc w:val="both"/>
@@ -3109,27 +2909,7 @@
           <w:szCs w:val="24"/>
           <w:lang w:eastAsia="en-US"/>
         </w:rPr>
-        <w:t xml:space="preserve">Fixed interface issues caused by inconsistent model binding and asynchronous update timing, </w:t>
-      </w:r>
-      <w:proofErr w:type="gramStart"/>
-      <w:r>
-        <w:rPr>
-          <w:rFonts w:ascii="Times New Roman" w:eastAsia="Times New Roman" w:hAnsi="Times New Roman" w:cs="Times New Roman"/>
-          <w:sz w:val="24"/>
-          <w:szCs w:val="24"/>
-          <w:lang w:eastAsia="en-US"/>
-        </w:rPr>
-        <w:t>then</w:t>
-      </w:r>
-      <w:proofErr w:type="gramEnd"/>
-      <w:r>
-        <w:rPr>
-          <w:rFonts w:ascii="Times New Roman" w:eastAsia="Times New Roman" w:hAnsi="Times New Roman" w:cs="Times New Roman"/>
-          <w:sz w:val="24"/>
-          <w:szCs w:val="24"/>
-          <w:lang w:eastAsia="en-US"/>
-        </w:rPr>
-        <w:t xml:space="preserve"> validated the solution with senior engineers to ensure the patch behaved correctly across older browser-supported workflows.</w:t>
+        <w:t>Investigated defects reported during testing and internal usage, tracing failures through logs, reproducible steps, and code review so fixes could be delivered with stronger confidence and less rework.</w:t>
       </w:r>
     </w:p>
     <w:p>
@@ -3137,7 +2917,7 @@
         <w:pStyle w:val="ListParagraph"/>
         <w:numPr>
           <w:ilvl w:val="0"/>
-          <w:numId w:val="14"/>
+          <w:numId w:val="20"/>
         </w:numPr>
         <w:spacing w:before="100" w:beforeAutospacing="1" w:after="100" w:afterAutospacing="1"/>
         <w:jc w:val="both"/>
@@ -3155,7 +2935,8 @@
           <w:szCs w:val="24"/>
           <w:lang w:eastAsia="en-US"/>
         </w:rPr>
-        <w:t>Assisted with backend endpoint adjustments and data formatting improvements that reduced integration friction between frontend screens and service responses, while giving the team cleaner foundations for later feature work.</w:t>
+        <w:lastRenderedPageBreak/>
+        <w:t>Assisted with code cleanup, test support, and documentation updates that made onboarding easier for teammates and improved clarity around service behavior, expected inputs, and known operational constraints.</w:t>
       </w:r>
     </w:p>
     <w:p>
@@ -3163,7 +2944,7 @@
         <w:pStyle w:val="ListParagraph"/>
         <w:numPr>
           <w:ilvl w:val="0"/>
-          <w:numId w:val="14"/>
+          <w:numId w:val="20"/>
         </w:numPr>
         <w:spacing w:before="100" w:beforeAutospacing="1" w:after="100" w:afterAutospacing="1"/>
         <w:jc w:val="both"/>
@@ -3181,27 +2962,7 @@
           <w:szCs w:val="24"/>
           <w:lang w:eastAsia="en-US"/>
         </w:rPr>
-        <w:t xml:space="preserve">Improved debugging efficiency by documenting repro steps, edge cases, and validation scenarios during defect triage, helping senior developers </w:t>
-      </w:r>
-      <w:proofErr w:type="gramStart"/>
-      <w:r>
-        <w:rPr>
-          <w:rFonts w:ascii="Times New Roman" w:eastAsia="Times New Roman" w:hAnsi="Times New Roman" w:cs="Times New Roman"/>
-          <w:sz w:val="24"/>
-          <w:szCs w:val="24"/>
-          <w:lang w:eastAsia="en-US"/>
-        </w:rPr>
-        <w:t>resolve</w:t>
-      </w:r>
-      <w:proofErr w:type="gramEnd"/>
-      <w:r>
-        <w:rPr>
-          <w:rFonts w:ascii="Times New Roman" w:eastAsia="Times New Roman" w:hAnsi="Times New Roman" w:cs="Times New Roman"/>
-          <w:sz w:val="24"/>
-          <w:szCs w:val="24"/>
-          <w:lang w:eastAsia="en-US"/>
-        </w:rPr>
-        <w:t xml:space="preserve"> issues faster and making QA handoff more reliable.</w:t>
+        <w:t>Worked within existing engineering practices for source control, reviews, and release preparation, building a strong foundation in maintainable coding habits and quality-focused team collaboration.</w:t>
       </w:r>
     </w:p>
     <w:p>
@@ -3209,7 +2970,7 @@
         <w:pStyle w:val="ListParagraph"/>
         <w:numPr>
           <w:ilvl w:val="0"/>
-          <w:numId w:val="14"/>
+          <w:numId w:val="20"/>
         </w:numPr>
         <w:spacing w:before="100" w:beforeAutospacing="1" w:after="100" w:afterAutospacing="1"/>
         <w:jc w:val="both"/>
@@ -3227,7 +2988,85 @@
           <w:szCs w:val="24"/>
           <w:lang w:eastAsia="en-US"/>
         </w:rPr>
-        <w:t>Supported testing and release preparation by verifying feature behavior across multiple scenarios, contributing to a smoother sprint closeout process and gaining early exposure to structured software delivery practices.</w:t>
+        <w:t>Implemented small internal utilities and workflow improvements that reduced repetitive manual steps for developers and testers, demonstrating adaptable problem-solving and reliable execution in a professional environment.</w:t>
+      </w:r>
+    </w:p>
+    <w:p>
+      <w:pPr>
+        <w:pStyle w:val="ListParagraph"/>
+        <w:numPr>
+          <w:ilvl w:val="0"/>
+          <w:numId w:val="20"/>
+        </w:numPr>
+        <w:spacing w:before="100" w:beforeAutospacing="1" w:after="100" w:afterAutospacing="1"/>
+        <w:jc w:val="both"/>
+        <w:rPr>
+          <w:rFonts w:ascii="Times New Roman" w:eastAsia="Times New Roman" w:hAnsi="Times New Roman" w:cs="Times New Roman"/>
+          <w:sz w:val="24"/>
+          <w:szCs w:val="24"/>
+          <w:lang w:eastAsia="en-US"/>
+        </w:rPr>
+      </w:pPr>
+      <w:r>
+        <w:rPr>
+          <w:rFonts w:ascii="Times New Roman" w:eastAsia="Times New Roman" w:hAnsi="Times New Roman" w:cs="Times New Roman"/>
+          <w:sz w:val="24"/>
+          <w:szCs w:val="24"/>
+          <w:lang w:eastAsia="en-US"/>
+        </w:rPr>
+        <w:t>Helped validate fixes across development scenarios and edge cases so release candidates behaved more predictably before promotion to shared environments used by larger internal teams.</w:t>
+      </w:r>
+    </w:p>
+    <w:p>
+      <w:pPr>
+        <w:pStyle w:val="ListParagraph"/>
+        <w:numPr>
+          <w:ilvl w:val="0"/>
+          <w:numId w:val="20"/>
+        </w:numPr>
+        <w:spacing w:before="100" w:beforeAutospacing="1" w:after="100" w:afterAutospacing="1"/>
+        <w:jc w:val="both"/>
+        <w:rPr>
+          <w:rFonts w:ascii="Times New Roman" w:eastAsia="Times New Roman" w:hAnsi="Times New Roman" w:cs="Times New Roman"/>
+          <w:sz w:val="24"/>
+          <w:szCs w:val="24"/>
+          <w:lang w:eastAsia="en-US"/>
+        </w:rPr>
+      </w:pPr>
+      <w:r>
+        <w:rPr>
+          <w:rFonts w:ascii="Times New Roman" w:eastAsia="Times New Roman" w:hAnsi="Times New Roman" w:cs="Times New Roman"/>
+          <w:sz w:val="24"/>
+          <w:szCs w:val="24"/>
+          <w:lang w:eastAsia="en-US"/>
+        </w:rPr>
+        <w:t>Learned to balance speed and correctness while collaborating across engineering stakeholders, contributing to a stronger understanding of how production software is built, reviewed, and improved.</w:t>
+      </w:r>
+    </w:p>
+    <w:p>
+      <w:pPr>
+        <w:pStyle w:val="ListParagraph"/>
+        <w:numPr>
+          <w:ilvl w:val="0"/>
+          <w:numId w:val="20"/>
+        </w:numPr>
+        <w:spacing w:before="100" w:beforeAutospacing="1" w:after="100" w:afterAutospacing="1"/>
+        <w:jc w:val="both"/>
+        <w:rPr>
+          <w:rFonts w:ascii="Times New Roman" w:eastAsia="Times New Roman" w:hAnsi="Times New Roman" w:cs="Times New Roman"/>
+          <w:sz w:val="24"/>
+          <w:szCs w:val="24"/>
+          <w:lang w:eastAsia="en-US"/>
+        </w:rPr>
+      </w:pPr>
+      <w:r>
+        <w:rPr>
+          <w:rFonts w:ascii="Times New Roman" w:eastAsia="Times New Roman" w:hAnsi="Times New Roman" w:cs="Times New Roman"/>
+          <w:sz w:val="24"/>
+          <w:szCs w:val="24"/>
+          <w:lang w:eastAsia="en-US"/>
+        </w:rPr>
+        <w:t>Supported incremental improvements to older modules by making low-risk changes with clear reviewability, which helped reduce technical friction while respecting the constraints of an actively used codebase.</w:t>
       </w:r>
     </w:p>
     <w:p>
@@ -3662,6 +3501,92 @@
     </w:lvl>
   </w:abstractNum>
   <w:abstractNum w:abstractNumId="2">
+    <w:nsid w:val="0905286C"/>
+    <w:multiLevelType w:val="hybridMultilevel"/>
+    <w:tmpl w:val="0150AAC4"/>
+    <w:lvl w:ilvl="0" w:tplc="0409000F">
+      <w:start w:val="1"/>
+      <w:numFmt w:val="decimal"/>
+      <w:lvlText w:val="%1."/>
+      <w:lvlJc w:val="left"/>
+      <w:pPr>
+        <w:ind w:left="720" w:hanging="360"/>
+      </w:pPr>
+    </w:lvl>
+    <w:lvl w:ilvl="1" w:tplc="04090019" w:tentative="1">
+      <w:start w:val="1"/>
+      <w:numFmt w:val="lowerLetter"/>
+      <w:lvlText w:val="%2."/>
+      <w:lvlJc w:val="left"/>
+      <w:pPr>
+        <w:ind w:left="1440" w:hanging="360"/>
+      </w:pPr>
+    </w:lvl>
+    <w:lvl w:ilvl="2" w:tplc="0409001B" w:tentative="1">
+      <w:start w:val="1"/>
+      <w:numFmt w:val="lowerRoman"/>
+      <w:lvlText w:val="%3."/>
+      <w:lvlJc w:val="right"/>
+      <w:pPr>
+        <w:ind w:left="2160" w:hanging="180"/>
+      </w:pPr>
+    </w:lvl>
+    <w:lvl w:ilvl="3" w:tplc="0409000F" w:tentative="1">
+      <w:start w:val="1"/>
+      <w:numFmt w:val="decimal"/>
+      <w:lvlText w:val="%4."/>
+      <w:lvlJc w:val="left"/>
+      <w:pPr>
+        <w:ind w:left="2880" w:hanging="360"/>
+      </w:pPr>
+    </w:lvl>
+    <w:lvl w:ilvl="4" w:tplc="04090019" w:tentative="1">
+      <w:start w:val="1"/>
+      <w:numFmt w:val="lowerLetter"/>
+      <w:lvlText w:val="%5."/>
+      <w:lvlJc w:val="left"/>
+      <w:pPr>
+        <w:ind w:left="3600" w:hanging="360"/>
+      </w:pPr>
+    </w:lvl>
+    <w:lvl w:ilvl="5" w:tplc="0409001B" w:tentative="1">
+      <w:start w:val="1"/>
+      <w:numFmt w:val="lowerRoman"/>
+      <w:lvlText w:val="%6."/>
+      <w:lvlJc w:val="right"/>
+      <w:pPr>
+        <w:ind w:left="4320" w:hanging="180"/>
+      </w:pPr>
+    </w:lvl>
+    <w:lvl w:ilvl="6" w:tplc="0409000F" w:tentative="1">
+      <w:start w:val="1"/>
+      <w:numFmt w:val="decimal"/>
+      <w:lvlText w:val="%7."/>
+      <w:lvlJc w:val="left"/>
+      <w:pPr>
+        <w:ind w:left="5040" w:hanging="360"/>
+      </w:pPr>
+    </w:lvl>
+    <w:lvl w:ilvl="7" w:tplc="04090019" w:tentative="1">
+      <w:start w:val="1"/>
+      <w:numFmt w:val="lowerLetter"/>
+      <w:lvlText w:val="%8."/>
+      <w:lvlJc w:val="left"/>
+      <w:pPr>
+        <w:ind w:left="5760" w:hanging="360"/>
+      </w:pPr>
+    </w:lvl>
+    <w:lvl w:ilvl="8" w:tplc="0409001B" w:tentative="1">
+      <w:start w:val="1"/>
+      <w:numFmt w:val="lowerRoman"/>
+      <w:lvlText w:val="%9."/>
+      <w:lvlJc w:val="right"/>
+      <w:pPr>
+        <w:ind w:left="6480" w:hanging="180"/>
+      </w:pPr>
+    </w:lvl>
+  </w:abstractNum>
+  <w:abstractNum w:abstractNumId="3">
     <w:nsid w:val="10BB0645"/>
     <w:multiLevelType w:val="hybridMultilevel"/>
     <w:tmpl w:val="786092E4"/>
@@ -3774,7 +3699,120 @@
       </w:rPr>
     </w:lvl>
   </w:abstractNum>
-  <w:abstractNum w:abstractNumId="3">
+  <w:abstractNum w:abstractNumId="4">
+    <w:nsid w:val="15033EA3"/>
+    <w:multiLevelType w:val="hybridMultilevel"/>
+    <w:tmpl w:val="7B004240"/>
+    <w:lvl w:ilvl="0" w:tplc="0409000B">
+      <w:start w:val="1"/>
+      <w:numFmt w:val="bullet"/>
+      <w:lvlText w:val=""/>
+      <w:lvlJc w:val="left"/>
+      <w:pPr>
+        <w:ind w:left="360" w:hanging="360"/>
+      </w:pPr>
+      <w:rPr>
+        <w:rFonts w:ascii="Wingdings" w:hAnsi="Wingdings" w:hint="default"/>
+      </w:rPr>
+    </w:lvl>
+    <w:lvl w:ilvl="1" w:tplc="04090003" w:tentative="1">
+      <w:start w:val="1"/>
+      <w:numFmt w:val="bullet"/>
+      <w:lvlText w:val="o"/>
+      <w:lvlJc w:val="left"/>
+      <w:pPr>
+        <w:ind w:left="1080" w:hanging="360"/>
+      </w:pPr>
+      <w:rPr>
+        <w:rFonts w:ascii="Courier New" w:hAnsi="Courier New" w:cs="Courier New" w:hint="default"/>
+      </w:rPr>
+    </w:lvl>
+    <w:lvl w:ilvl="2" w:tplc="04090005" w:tentative="1">
+      <w:start w:val="1"/>
+      <w:numFmt w:val="bullet"/>
+      <w:lvlText w:val=""/>
+      <w:lvlJc w:val="left"/>
+      <w:pPr>
+        <w:ind w:left="1800" w:hanging="360"/>
+      </w:pPr>
+      <w:rPr>
+        <w:rFonts w:ascii="Wingdings" w:hAnsi="Wingdings" w:hint="default"/>
+      </w:rPr>
+    </w:lvl>
+    <w:lvl w:ilvl="3" w:tplc="04090001" w:tentative="1">
+      <w:start w:val="1"/>
+      <w:numFmt w:val="bullet"/>
+      <w:lvlText w:val=""/>
+      <w:lvlJc w:val="left"/>
+      <w:pPr>
+        <w:ind w:left="2520" w:hanging="360"/>
+      </w:pPr>
+      <w:rPr>
+        <w:rFonts w:ascii="Symbol" w:hAnsi="Symbol" w:hint="default"/>
+      </w:rPr>
+    </w:lvl>
+    <w:lvl w:ilvl="4" w:tplc="04090003" w:tentative="1">
+      <w:start w:val="1"/>
+      <w:numFmt w:val="bullet"/>
+      <w:lvlText w:val="o"/>
+      <w:lvlJc w:val="left"/>
+      <w:pPr>
+        <w:ind w:left="3240" w:hanging="360"/>
+      </w:pPr>
+      <w:rPr>
+        <w:rFonts w:ascii="Courier New" w:hAnsi="Courier New" w:cs="Courier New" w:hint="default"/>
+      </w:rPr>
+    </w:lvl>
+    <w:lvl w:ilvl="5" w:tplc="04090005" w:tentative="1">
+      <w:start w:val="1"/>
+      <w:numFmt w:val="bullet"/>
+      <w:lvlText w:val=""/>
+      <w:lvlJc w:val="left"/>
+      <w:pPr>
+        <w:ind w:left="3960" w:hanging="360"/>
+      </w:pPr>
+      <w:rPr>
+        <w:rFonts w:ascii="Wingdings" w:hAnsi="Wingdings" w:hint="default"/>
+      </w:rPr>
+    </w:lvl>
+    <w:lvl w:ilvl="6" w:tplc="04090001" w:tentative="1">
+      <w:start w:val="1"/>
+      <w:numFmt w:val="bullet"/>
+      <w:lvlText w:val=""/>
+      <w:lvlJc w:val="left"/>
+      <w:pPr>
+        <w:ind w:left="4680" w:hanging="360"/>
+      </w:pPr>
+      <w:rPr>
+        <w:rFonts w:ascii="Symbol" w:hAnsi="Symbol" w:hint="default"/>
+      </w:rPr>
+    </w:lvl>
+    <w:lvl w:ilvl="7" w:tplc="04090003" w:tentative="1">
+      <w:start w:val="1"/>
+      <w:numFmt w:val="bullet"/>
+      <w:lvlText w:val="o"/>
+      <w:lvlJc w:val="left"/>
+      <w:pPr>
+        <w:ind w:left="5400" w:hanging="360"/>
+      </w:pPr>
+      <w:rPr>
+        <w:rFonts w:ascii="Courier New" w:hAnsi="Courier New" w:cs="Courier New" w:hint="default"/>
+      </w:rPr>
+    </w:lvl>
+    <w:lvl w:ilvl="8" w:tplc="04090005" w:tentative="1">
+      <w:start w:val="1"/>
+      <w:numFmt w:val="bullet"/>
+      <w:lvlText w:val=""/>
+      <w:lvlJc w:val="left"/>
+      <w:pPr>
+        <w:ind w:left="6120" w:hanging="360"/>
+      </w:pPr>
+      <w:rPr>
+        <w:rFonts w:ascii="Wingdings" w:hAnsi="Wingdings" w:hint="default"/>
+      </w:rPr>
+    </w:lvl>
+  </w:abstractNum>
+  <w:abstractNum w:abstractNumId="5">
     <w:nsid w:val="246F7D27"/>
     <w:multiLevelType w:val="hybridMultilevel"/>
     <w:tmpl w:val="E2D8138A"/>
@@ -3886,7 +3924,7 @@
       </w:rPr>
     </w:lvl>
   </w:abstractNum>
-  <w:abstractNum w:abstractNumId="4">
+  <w:abstractNum w:abstractNumId="6">
     <w:nsid w:val="27B459B7"/>
     <w:multiLevelType w:val="hybridMultilevel"/>
     <w:tmpl w:val="0830990E"/>
@@ -3999,7 +4037,7 @@
       </w:rPr>
     </w:lvl>
   </w:abstractNum>
-  <w:abstractNum w:abstractNumId="5">
+  <w:abstractNum w:abstractNumId="7">
     <w:nsid w:val="2A0534A8"/>
     <w:multiLevelType w:val="hybridMultilevel"/>
     <w:tmpl w:val="8DCC4206"/>
@@ -4112,7 +4150,233 @@
       </w:rPr>
     </w:lvl>
   </w:abstractNum>
-  <w:abstractNum w:abstractNumId="6">
+  <w:abstractNum w:abstractNumId="8">
+    <w:nsid w:val="3036526C"/>
+    <w:multiLevelType w:val="hybridMultilevel"/>
+    <w:tmpl w:val="87AE8884"/>
+    <w:lvl w:ilvl="0" w:tplc="0409000B">
+      <w:start w:val="1"/>
+      <w:numFmt w:val="bullet"/>
+      <w:lvlText w:val=""/>
+      <w:lvlJc w:val="left"/>
+      <w:pPr>
+        <w:ind w:left="360" w:hanging="360"/>
+      </w:pPr>
+      <w:rPr>
+        <w:rFonts w:ascii="Wingdings" w:hAnsi="Wingdings" w:hint="default"/>
+      </w:rPr>
+    </w:lvl>
+    <w:lvl w:ilvl="1" w:tplc="04090003" w:tentative="1">
+      <w:start w:val="1"/>
+      <w:numFmt w:val="bullet"/>
+      <w:lvlText w:val="o"/>
+      <w:lvlJc w:val="left"/>
+      <w:pPr>
+        <w:ind w:left="1080" w:hanging="360"/>
+      </w:pPr>
+      <w:rPr>
+        <w:rFonts w:ascii="Courier New" w:hAnsi="Courier New" w:cs="Courier New" w:hint="default"/>
+      </w:rPr>
+    </w:lvl>
+    <w:lvl w:ilvl="2" w:tplc="04090005" w:tentative="1">
+      <w:start w:val="1"/>
+      <w:numFmt w:val="bullet"/>
+      <w:lvlText w:val=""/>
+      <w:lvlJc w:val="left"/>
+      <w:pPr>
+        <w:ind w:left="1800" w:hanging="360"/>
+      </w:pPr>
+      <w:rPr>
+        <w:rFonts w:ascii="Wingdings" w:hAnsi="Wingdings" w:hint="default"/>
+      </w:rPr>
+    </w:lvl>
+    <w:lvl w:ilvl="3" w:tplc="04090001" w:tentative="1">
+      <w:start w:val="1"/>
+      <w:numFmt w:val="bullet"/>
+      <w:lvlText w:val=""/>
+      <w:lvlJc w:val="left"/>
+      <w:pPr>
+        <w:ind w:left="2520" w:hanging="360"/>
+      </w:pPr>
+      <w:rPr>
+        <w:rFonts w:ascii="Symbol" w:hAnsi="Symbol" w:hint="default"/>
+      </w:rPr>
+    </w:lvl>
+    <w:lvl w:ilvl="4" w:tplc="04090003" w:tentative="1">
+      <w:start w:val="1"/>
+      <w:numFmt w:val="bullet"/>
+      <w:lvlText w:val="o"/>
+      <w:lvlJc w:val="left"/>
+      <w:pPr>
+        <w:ind w:left="3240" w:hanging="360"/>
+      </w:pPr>
+      <w:rPr>
+        <w:rFonts w:ascii="Courier New" w:hAnsi="Courier New" w:cs="Courier New" w:hint="default"/>
+      </w:rPr>
+    </w:lvl>
+    <w:lvl w:ilvl="5" w:tplc="04090005" w:tentative="1">
+      <w:start w:val="1"/>
+      <w:numFmt w:val="bullet"/>
+      <w:lvlText w:val=""/>
+      <w:lvlJc w:val="left"/>
+      <w:pPr>
+        <w:ind w:left="3960" w:hanging="360"/>
+      </w:pPr>
+      <w:rPr>
+        <w:rFonts w:ascii="Wingdings" w:hAnsi="Wingdings" w:hint="default"/>
+      </w:rPr>
+    </w:lvl>
+    <w:lvl w:ilvl="6" w:tplc="04090001" w:tentative="1">
+      <w:start w:val="1"/>
+      <w:numFmt w:val="bullet"/>
+      <w:lvlText w:val=""/>
+      <w:lvlJc w:val="left"/>
+      <w:pPr>
+        <w:ind w:left="4680" w:hanging="360"/>
+      </w:pPr>
+      <w:rPr>
+        <w:rFonts w:ascii="Symbol" w:hAnsi="Symbol" w:hint="default"/>
+      </w:rPr>
+    </w:lvl>
+    <w:lvl w:ilvl="7" w:tplc="04090003" w:tentative="1">
+      <w:start w:val="1"/>
+      <w:numFmt w:val="bullet"/>
+      <w:lvlText w:val="o"/>
+      <w:lvlJc w:val="left"/>
+      <w:pPr>
+        <w:ind w:left="5400" w:hanging="360"/>
+      </w:pPr>
+      <w:rPr>
+        <w:rFonts w:ascii="Courier New" w:hAnsi="Courier New" w:cs="Courier New" w:hint="default"/>
+      </w:rPr>
+    </w:lvl>
+    <w:lvl w:ilvl="8" w:tplc="04090005" w:tentative="1">
+      <w:start w:val="1"/>
+      <w:numFmt w:val="bullet"/>
+      <w:lvlText w:val=""/>
+      <w:lvlJc w:val="left"/>
+      <w:pPr>
+        <w:ind w:left="6120" w:hanging="360"/>
+      </w:pPr>
+      <w:rPr>
+        <w:rFonts w:ascii="Wingdings" w:hAnsi="Wingdings" w:hint="default"/>
+      </w:rPr>
+    </w:lvl>
+  </w:abstractNum>
+  <w:abstractNum w:abstractNumId="9">
+    <w:nsid w:val="34596753"/>
+    <w:multiLevelType w:val="hybridMultilevel"/>
+    <w:tmpl w:val="395E31F8"/>
+    <w:lvl w:ilvl="0" w:tplc="0409000B">
+      <w:start w:val="1"/>
+      <w:numFmt w:val="bullet"/>
+      <w:lvlText w:val=""/>
+      <w:lvlJc w:val="left"/>
+      <w:pPr>
+        <w:ind w:left="360" w:hanging="360"/>
+      </w:pPr>
+      <w:rPr>
+        <w:rFonts w:ascii="Wingdings" w:hAnsi="Wingdings" w:hint="default"/>
+      </w:rPr>
+    </w:lvl>
+    <w:lvl w:ilvl="1" w:tplc="04090003" w:tentative="1">
+      <w:start w:val="1"/>
+      <w:numFmt w:val="bullet"/>
+      <w:lvlText w:val="o"/>
+      <w:lvlJc w:val="left"/>
+      <w:pPr>
+        <w:ind w:left="1080" w:hanging="360"/>
+      </w:pPr>
+      <w:rPr>
+        <w:rFonts w:ascii="Courier New" w:hAnsi="Courier New" w:cs="Courier New" w:hint="default"/>
+      </w:rPr>
+    </w:lvl>
+    <w:lvl w:ilvl="2" w:tplc="04090005" w:tentative="1">
+      <w:start w:val="1"/>
+      <w:numFmt w:val="bullet"/>
+      <w:lvlText w:val=""/>
+      <w:lvlJc w:val="left"/>
+      <w:pPr>
+        <w:ind w:left="1800" w:hanging="360"/>
+      </w:pPr>
+      <w:rPr>
+        <w:rFonts w:ascii="Wingdings" w:hAnsi="Wingdings" w:hint="default"/>
+      </w:rPr>
+    </w:lvl>
+    <w:lvl w:ilvl="3" w:tplc="04090001" w:tentative="1">
+      <w:start w:val="1"/>
+      <w:numFmt w:val="bullet"/>
+      <w:lvlText w:val=""/>
+      <w:lvlJc w:val="left"/>
+      <w:pPr>
+        <w:ind w:left="2520" w:hanging="360"/>
+      </w:pPr>
+      <w:rPr>
+        <w:rFonts w:ascii="Symbol" w:hAnsi="Symbol" w:hint="default"/>
+      </w:rPr>
+    </w:lvl>
+    <w:lvl w:ilvl="4" w:tplc="04090003" w:tentative="1">
+      <w:start w:val="1"/>
+      <w:numFmt w:val="bullet"/>
+      <w:lvlText w:val="o"/>
+      <w:lvlJc w:val="left"/>
+      <w:pPr>
+        <w:ind w:left="3240" w:hanging="360"/>
+      </w:pPr>
+      <w:rPr>
+        <w:rFonts w:ascii="Courier New" w:hAnsi="Courier New" w:cs="Courier New" w:hint="default"/>
+      </w:rPr>
+    </w:lvl>
+    <w:lvl w:ilvl="5" w:tplc="04090005" w:tentative="1">
+      <w:start w:val="1"/>
+      <w:numFmt w:val="bullet"/>
+      <w:lvlText w:val=""/>
+      <w:lvlJc w:val="left"/>
+      <w:pPr>
+        <w:ind w:left="3960" w:hanging="360"/>
+      </w:pPr>
+      <w:rPr>
+        <w:rFonts w:ascii="Wingdings" w:hAnsi="Wingdings" w:hint="default"/>
+      </w:rPr>
+    </w:lvl>
+    <w:lvl w:ilvl="6" w:tplc="04090001" w:tentative="1">
+      <w:start w:val="1"/>
+      <w:numFmt w:val="bullet"/>
+      <w:lvlText w:val=""/>
+      <w:lvlJc w:val="left"/>
+      <w:pPr>
+        <w:ind w:left="4680" w:hanging="360"/>
+      </w:pPr>
+      <w:rPr>
+        <w:rFonts w:ascii="Symbol" w:hAnsi="Symbol" w:hint="default"/>
+      </w:rPr>
+    </w:lvl>
+    <w:lvl w:ilvl="7" w:tplc="04090003" w:tentative="1">
+      <w:start w:val="1"/>
+      <w:numFmt w:val="bullet"/>
+      <w:lvlText w:val="o"/>
+      <w:lvlJc w:val="left"/>
+      <w:pPr>
+        <w:ind w:left="5400" w:hanging="360"/>
+      </w:pPr>
+      <w:rPr>
+        <w:rFonts w:ascii="Courier New" w:hAnsi="Courier New" w:cs="Courier New" w:hint="default"/>
+      </w:rPr>
+    </w:lvl>
+    <w:lvl w:ilvl="8" w:tplc="04090005" w:tentative="1">
+      <w:start w:val="1"/>
+      <w:numFmt w:val="bullet"/>
+      <w:lvlText w:val=""/>
+      <w:lvlJc w:val="left"/>
+      <w:pPr>
+        <w:ind w:left="6120" w:hanging="360"/>
+      </w:pPr>
+      <w:rPr>
+        <w:rFonts w:ascii="Wingdings" w:hAnsi="Wingdings" w:hint="default"/>
+      </w:rPr>
+    </w:lvl>
+  </w:abstractNum>
+  <w:abstractNum w:abstractNumId="10">
     <w:nsid w:val="4051212D"/>
     <w:multiLevelType w:val="hybridMultilevel"/>
     <w:tmpl w:val="0B3EA3D2"/>
@@ -4225,7 +4489,7 @@
       </w:rPr>
     </w:lvl>
   </w:abstractNum>
-  <w:abstractNum w:abstractNumId="7">
+  <w:abstractNum w:abstractNumId="11">
     <w:nsid w:val="488D00AC"/>
     <w:multiLevelType w:val="multilevel"/>
     <w:tmpl w:val="488D00AC"/>
@@ -4374,7 +4638,7 @@
       </w:rPr>
     </w:lvl>
   </w:abstractNum>
-  <w:abstractNum w:abstractNumId="8">
+  <w:abstractNum w:abstractNumId="12">
     <w:nsid w:val="4C6C0E3F"/>
     <w:multiLevelType w:val="multilevel"/>
     <w:tmpl w:val="4C6C0E3F"/>
@@ -4523,7 +4787,209 @@
       </w:rPr>
     </w:lvl>
   </w:abstractNum>
-  <w:abstractNum w:abstractNumId="9">
+  <w:abstractNum w:abstractNumId="13">
+    <w:nsid w:val="4D0632D0"/>
+    <w:multiLevelType w:val="hybridMultilevel"/>
+    <w:tmpl w:val="49803DFC"/>
+    <w:lvl w:ilvl="0" w:tplc="0409000B">
+      <w:start w:val="1"/>
+      <w:numFmt w:val="bullet"/>
+      <w:lvlText w:val=""/>
+      <w:lvlJc w:val="left"/>
+      <w:pPr>
+        <w:ind w:left="360" w:hanging="360"/>
+      </w:pPr>
+      <w:rPr>
+        <w:rFonts w:ascii="Wingdings" w:hAnsi="Wingdings" w:hint="default"/>
+      </w:rPr>
+    </w:lvl>
+    <w:lvl w:ilvl="1" w:tplc="04090003" w:tentative="1">
+      <w:start w:val="1"/>
+      <w:numFmt w:val="bullet"/>
+      <w:lvlText w:val="o"/>
+      <w:lvlJc w:val="left"/>
+      <w:pPr>
+        <w:ind w:left="1080" w:hanging="360"/>
+      </w:pPr>
+      <w:rPr>
+        <w:rFonts w:ascii="Courier New" w:hAnsi="Courier New" w:cs="Courier New" w:hint="default"/>
+      </w:rPr>
+    </w:lvl>
+    <w:lvl w:ilvl="2" w:tplc="04090005" w:tentative="1">
+      <w:start w:val="1"/>
+      <w:numFmt w:val="bullet"/>
+      <w:lvlText w:val=""/>
+      <w:lvlJc w:val="left"/>
+      <w:pPr>
+        <w:ind w:left="1800" w:hanging="360"/>
+      </w:pPr>
+      <w:rPr>
+        <w:rFonts w:ascii="Wingdings" w:hAnsi="Wingdings" w:hint="default"/>
+      </w:rPr>
+    </w:lvl>
+    <w:lvl w:ilvl="3" w:tplc="04090001" w:tentative="1">
+      <w:start w:val="1"/>
+      <w:numFmt w:val="bullet"/>
+      <w:lvlText w:val=""/>
+      <w:lvlJc w:val="left"/>
+      <w:pPr>
+        <w:ind w:left="2520" w:hanging="360"/>
+      </w:pPr>
+      <w:rPr>
+        <w:rFonts w:ascii="Symbol" w:hAnsi="Symbol" w:hint="default"/>
+      </w:rPr>
+    </w:lvl>
+    <w:lvl w:ilvl="4" w:tplc="04090003" w:tentative="1">
+      <w:start w:val="1"/>
+      <w:numFmt w:val="bullet"/>
+      <w:lvlText w:val="o"/>
+      <w:lvlJc w:val="left"/>
+      <w:pPr>
+        <w:ind w:left="3240" w:hanging="360"/>
+      </w:pPr>
+      <w:rPr>
+        <w:rFonts w:ascii="Courier New" w:hAnsi="Courier New" w:cs="Courier New" w:hint="default"/>
+      </w:rPr>
+    </w:lvl>
+    <w:lvl w:ilvl="5" w:tplc="04090005" w:tentative="1">
+      <w:start w:val="1"/>
+      <w:numFmt w:val="bullet"/>
+      <w:lvlText w:val=""/>
+      <w:lvlJc w:val="left"/>
+      <w:pPr>
+        <w:ind w:left="3960" w:hanging="360"/>
+      </w:pPr>
+      <w:rPr>
+        <w:rFonts w:ascii="Wingdings" w:hAnsi="Wingdings" w:hint="default"/>
+      </w:rPr>
+    </w:lvl>
+    <w:lvl w:ilvl="6" w:tplc="04090001" w:tentative="1">
+      <w:start w:val="1"/>
+      <w:numFmt w:val="bullet"/>
+      <w:lvlText w:val=""/>
+      <w:lvlJc w:val="left"/>
+      <w:pPr>
+        <w:ind w:left="4680" w:hanging="360"/>
+      </w:pPr>
+      <w:rPr>
+        <w:rFonts w:ascii="Symbol" w:hAnsi="Symbol" w:hint="default"/>
+      </w:rPr>
+    </w:lvl>
+    <w:lvl w:ilvl="7" w:tplc="04090003" w:tentative="1">
+      <w:start w:val="1"/>
+      <w:numFmt w:val="bullet"/>
+      <w:lvlText w:val="o"/>
+      <w:lvlJc w:val="left"/>
+      <w:pPr>
+        <w:ind w:left="5400" w:hanging="360"/>
+      </w:pPr>
+      <w:rPr>
+        <w:rFonts w:ascii="Courier New" w:hAnsi="Courier New" w:cs="Courier New" w:hint="default"/>
+      </w:rPr>
+    </w:lvl>
+    <w:lvl w:ilvl="8" w:tplc="04090005" w:tentative="1">
+      <w:start w:val="1"/>
+      <w:numFmt w:val="bullet"/>
+      <w:lvlText w:val=""/>
+      <w:lvlJc w:val="left"/>
+      <w:pPr>
+        <w:ind w:left="6120" w:hanging="360"/>
+      </w:pPr>
+      <w:rPr>
+        <w:rFonts w:ascii="Wingdings" w:hAnsi="Wingdings" w:hint="default"/>
+      </w:rPr>
+    </w:lvl>
+  </w:abstractNum>
+  <w:abstractNum w:abstractNumId="14">
+    <w:nsid w:val="4D3E0499"/>
+    <w:multiLevelType w:val="hybridMultilevel"/>
+    <w:tmpl w:val="24E4B1C4"/>
+    <w:lvl w:ilvl="0" w:tplc="0409000B">
+      <w:start w:val="1"/>
+      <w:numFmt w:val="bullet"/>
+      <w:lvlText w:val=""/>
+      <w:lvlJc w:val="left"/>
+      <w:pPr>
+        <w:ind w:left="360" w:hanging="360"/>
+      </w:pPr>
+      <w:rPr>
+        <w:rFonts w:ascii="Wingdings" w:hAnsi="Wingdings" w:hint="default"/>
+      </w:rPr>
+    </w:lvl>
+    <w:lvl w:ilvl="1" w:tplc="04090019" w:tentative="1">
+      <w:start w:val="1"/>
+      <w:numFmt w:val="lowerLetter"/>
+      <w:lvlText w:val="%2."/>
+      <w:lvlJc w:val="left"/>
+      <w:pPr>
+        <w:ind w:left="1080" w:hanging="360"/>
+      </w:pPr>
+    </w:lvl>
+    <w:lvl w:ilvl="2" w:tplc="0409001B" w:tentative="1">
+      <w:start w:val="1"/>
+      <w:numFmt w:val="lowerRoman"/>
+      <w:lvlText w:val="%3."/>
+      <w:lvlJc w:val="right"/>
+      <w:pPr>
+        <w:ind w:left="1800" w:hanging="180"/>
+      </w:pPr>
+    </w:lvl>
+    <w:lvl w:ilvl="3" w:tplc="0409000F" w:tentative="1">
+      <w:start w:val="1"/>
+      <w:numFmt w:val="decimal"/>
+      <w:lvlText w:val="%4."/>
+      <w:lvlJc w:val="left"/>
+      <w:pPr>
+        <w:ind w:left="2520" w:hanging="360"/>
+      </w:pPr>
+    </w:lvl>
+    <w:lvl w:ilvl="4" w:tplc="04090019" w:tentative="1">
+      <w:start w:val="1"/>
+      <w:numFmt w:val="lowerLetter"/>
+      <w:lvlText w:val="%5."/>
+      <w:lvlJc w:val="left"/>
+      <w:pPr>
+        <w:ind w:left="3240" w:hanging="360"/>
+      </w:pPr>
+    </w:lvl>
+    <w:lvl w:ilvl="5" w:tplc="0409001B" w:tentative="1">
+      <w:start w:val="1"/>
+      <w:numFmt w:val="lowerRoman"/>
+      <w:lvlText w:val="%6."/>
+      <w:lvlJc w:val="right"/>
+      <w:pPr>
+        <w:ind w:left="3960" w:hanging="180"/>
+      </w:pPr>
+    </w:lvl>
+    <w:lvl w:ilvl="6" w:tplc="0409000F" w:tentative="1">
+      <w:start w:val="1"/>
+      <w:numFmt w:val="decimal"/>
+      <w:lvlText w:val="%7."/>
+      <w:lvlJc w:val="left"/>
+      <w:pPr>
+        <w:ind w:left="4680" w:hanging="360"/>
+      </w:pPr>
+    </w:lvl>
+    <w:lvl w:ilvl="7" w:tplc="04090019" w:tentative="1">
+      <w:start w:val="1"/>
+      <w:numFmt w:val="lowerLetter"/>
+      <w:lvlText w:val="%8."/>
+      <w:lvlJc w:val="left"/>
+      <w:pPr>
+        <w:ind w:left="5400" w:hanging="360"/>
+      </w:pPr>
+    </w:lvl>
+    <w:lvl w:ilvl="8" w:tplc="0409001B" w:tentative="1">
+      <w:start w:val="1"/>
+      <w:numFmt w:val="lowerRoman"/>
+      <w:lvlText w:val="%9."/>
+      <w:lvlJc w:val="right"/>
+      <w:pPr>
+        <w:ind w:left="6120" w:hanging="180"/>
+      </w:pPr>
+    </w:lvl>
+  </w:abstractNum>
+  <w:abstractNum w:abstractNumId="15">
     <w:nsid w:val="50093E96"/>
     <w:multiLevelType w:val="hybridMultilevel"/>
     <w:tmpl w:val="8848A8B4"/>
@@ -4636,7 +5102,7 @@
       </w:rPr>
     </w:lvl>
   </w:abstractNum>
-  <w:abstractNum w:abstractNumId="10">
+  <w:abstractNum w:abstractNumId="16">
     <w:nsid w:val="67E75D17"/>
     <w:multiLevelType w:val="hybridMultilevel"/>
     <w:tmpl w:val="F280D9E2"/>
@@ -4749,7 +5215,7 @@
       </w:rPr>
     </w:lvl>
   </w:abstractNum>
-  <w:abstractNum w:abstractNumId="11">
+  <w:abstractNum w:abstractNumId="17">
     <w:nsid w:val="68B70097"/>
     <w:multiLevelType w:val="multilevel"/>
     <w:tmpl w:val="68B70097"/>
@@ -4898,7 +5364,7 @@
       </w:rPr>
     </w:lvl>
   </w:abstractNum>
-  <w:abstractNum w:abstractNumId="12">
+  <w:abstractNum w:abstractNumId="18">
     <w:nsid w:val="69070748"/>
     <w:multiLevelType w:val="hybridMultilevel"/>
     <w:tmpl w:val="17405A44"/>
@@ -5011,7 +5477,7 @@
       </w:rPr>
     </w:lvl>
   </w:abstractNum>
-  <w:abstractNum w:abstractNumId="13">
+  <w:abstractNum w:abstractNumId="19">
     <w:nsid w:val="6DFB0EF7"/>
     <w:multiLevelType w:val="hybridMultilevel"/>
     <w:tmpl w:val="BA1E8BD0"/>
@@ -5125,46 +5591,64 @@
     </w:lvl>
   </w:abstractNum>
   <w:num w:numId="1">
-    <w:abstractNumId w:val="11"/>
+    <w:abstractNumId w:val="17"/>
   </w:num>
   <w:num w:numId="2">
-    <w:abstractNumId w:val="8"/>
+    <w:abstractNumId w:val="12"/>
   </w:num>
   <w:num w:numId="3">
-    <w:abstractNumId w:val="7"/>
+    <w:abstractNumId w:val="11"/>
   </w:num>
   <w:num w:numId="4">
     <w:abstractNumId w:val="0"/>
   </w:num>
   <w:num w:numId="5">
-    <w:abstractNumId w:val="12"/>
+    <w:abstractNumId w:val="18"/>
   </w:num>
   <w:num w:numId="6">
-    <w:abstractNumId w:val="3"/>
+    <w:abstractNumId w:val="5"/>
   </w:num>
   <w:num w:numId="7">
-    <w:abstractNumId w:val="13"/>
+    <w:abstractNumId w:val="19"/>
   </w:num>
   <w:num w:numId="8">
-    <w:abstractNumId w:val="4"/>
+    <w:abstractNumId w:val="6"/>
   </w:num>
   <w:num w:numId="9">
-    <w:abstractNumId w:val="9"/>
+    <w:abstractNumId w:val="15"/>
   </w:num>
   <w:num w:numId="10">
     <w:abstractNumId w:val="1"/>
   </w:num>
   <w:num w:numId="11">
+    <w:abstractNumId w:val="16"/>
+  </w:num>
+  <w:num w:numId="12">
+    <w:abstractNumId w:val="3"/>
+  </w:num>
+  <w:num w:numId="13">
+    <w:abstractNumId w:val="7"/>
+  </w:num>
+  <w:num w:numId="14">
     <w:abstractNumId w:val="10"/>
   </w:num>
-  <w:num w:numId="12">
+  <w:num w:numId="15">
+    <w:abstractNumId w:val="8"/>
+  </w:num>
+  <w:num w:numId="16">
+    <w:abstractNumId w:val="9"/>
+  </w:num>
+  <w:num w:numId="17">
+    <w:abstractNumId w:val="4"/>
+  </w:num>
+  <w:num w:numId="18">
     <w:abstractNumId w:val="2"/>
   </w:num>
-  <w:num w:numId="13">
-    <w:abstractNumId w:val="5"/>
+  <w:num w:numId="19">
+    <w:abstractNumId w:val="14"/>
   </w:num>
-  <w:num w:numId="14">
-    <w:abstractNumId w:val="6"/>
+  <w:num w:numId="20">
+    <w:abstractNumId w:val="13"/>
   </w:num>
 </w:numbering>
 </file>
@@ -6640,7 +7124,7 @@
 </file>
 
 <file path=customXml/itemProps1.xml><?xml version="1.0" encoding="utf-8"?>
-<ds:datastoreItem xmlns:ds="http://schemas.openxmlformats.org/officeDocument/2006/customXml" ds:itemID="{E2D6E024-543B-42B5-8C42-A9035512B8F9}">
+<ds:datastoreItem xmlns:ds="http://schemas.openxmlformats.org/officeDocument/2006/customXml" ds:itemID="{DBE129A2-7135-4E98-B612-4802C538B8F0}">
   <ds:schemaRefs>
     <ds:schemaRef ds:uri="http://schemas.openxmlformats.org/officeDocument/2006/bibliography"/>
   </ds:schemaRefs>
